--- a/CÔNG TY TNHH SUNAGRO FOOD (VIET NAM)/Hồ sơ điều chỉnh GPĐT (pdf)/5. Quyết định chủ sở hữu vv điều chỉnh GPĐT.docx
+++ b/CÔNG TY TNHH SUNAGRO FOOD (VIET NAM)/Hồ sơ điều chỉnh GPĐT (pdf)/5. Quyết định chủ sở hữu vv điều chỉnh GPĐT.docx
@@ -1,6 +1,6 @@
 
 <file path=word/document.xml><?xml version="1.0" encoding="utf-8"?>
-<w:document xmlns:mc="http://schemas.openxmlformats.org/markup-compatibility/2006" xmlns:ve="http://schemas.openxmlformats.org/markup-compatibility/2006" xmlns:o="urn:schemas-microsoft-com:office:office" xmlns:r="http://schemas.openxmlformats.org/officeDocument/2006/relationships" xmlns:m="http://schemas.openxmlformats.org/officeDocument/2006/math" xmlns:v="urn:schemas-microsoft-com:vml" xmlns:wp="http://schemas.openxmlformats.org/drawingml/2006/wordprocessingDrawing" xmlns:w10="urn:schemas-microsoft-com:office:word" xmlns:w="http://schemas.openxmlformats.org/wordprocessingml/2006/main" xmlns:wne="http://schemas.microsoft.com/office/word/2006/wordml" xmlns:a="http://schemas.openxmlformats.org/drawingml/2006/main" xmlns:pic="http://schemas.openxmlformats.org/drawingml/2006/picture" xmlns:wpg="http://schemas.microsoft.com/office/word/2010/wordprocessingGroup" xmlns:wps="http://schemas.microsoft.com/office/word/2010/wordprocessingShape" xmlns:w14="http://schemas.microsoft.com/office/word/2010/wordml" mc:Ignorable="w14" xml:space="preserve">
+<w:document xmlns:wpc="http://schemas.microsoft.com/office/word/2010/wordprocessingCanvas" xmlns:cx="http://schemas.microsoft.com/office/drawing/2014/chartex" xmlns:cx1="http://schemas.microsoft.com/office/drawing/2015/9/8/chartex" xmlns:mc="http://schemas.openxmlformats.org/markup-compatibility/2006" xmlns:o="urn:schemas-microsoft-com:office:office" xmlns:r="http://schemas.openxmlformats.org/officeDocument/2006/relationships" xmlns:m="http://schemas.openxmlformats.org/officeDocument/2006/math" xmlns:v="urn:schemas-microsoft-com:vml" xmlns:wp14="http://schemas.microsoft.com/office/word/2010/wordprocessingDrawing" xmlns:wp="http://schemas.openxmlformats.org/drawingml/2006/wordprocessingDrawing" xmlns:w10="urn:schemas-microsoft-com:office:word" xmlns:w="http://schemas.openxmlformats.org/wordprocessingml/2006/main" xmlns:w14="http://schemas.microsoft.com/office/word/2010/wordml" xmlns:w15="http://schemas.microsoft.com/office/word/2012/wordml" xmlns:w16se="http://schemas.microsoft.com/office/word/2015/wordml/symex" xmlns:wpg="http://schemas.microsoft.com/office/word/2010/wordprocessingGroup" xmlns:wpi="http://schemas.microsoft.com/office/word/2010/wordprocessingInk" xmlns:wne="http://schemas.microsoft.com/office/word/2006/wordml" xmlns:wps="http://schemas.microsoft.com/office/word/2010/wordprocessingShape" mc:Ignorable="w14 w15 w16se wp14">
   <w:body>
     <w:p>
       <w:pPr>
@@ -14,24 +14,13 @@
     <w:tbl>
       <w:tblPr>
         <w:tblW w:w="0" w:type="auto"/>
-        <w:jc w:val="left"/>
         <w:tblInd w:w="228" w:type="dxa"/>
-        <w:tblBorders>
-          <w:top w:val="none" w:sz="0" w:space="0" w:color="auto"/>
-          <w:left w:val="none" w:sz="0" w:space="0" w:color="auto"/>
-          <w:bottom w:val="none" w:sz="0" w:space="0" w:color="auto"/>
-          <w:right w:val="none" w:sz="0" w:space="0" w:color="auto"/>
-          <w:insideH w:val="none" w:sz="0" w:space="0" w:color="auto"/>
-          <w:insideV w:val="none" w:sz="0" w:space="0" w:color="auto"/>
-        </w:tblBorders>
         <w:tblLayout w:type="fixed"/>
         <w:tblCellMar>
-          <w:top w:w="0" w:type="dxa"/>
           <w:left w:w="0" w:type="dxa"/>
-          <w:bottom w:w="0" w:type="dxa"/>
           <w:right w:w="0" w:type="dxa"/>
         </w:tblCellMar>
-        <w:tblLook w:val="01E0"/>
+        <w:tblLook w:val="01E0" w:firstRow="1" w:lastRow="1" w:firstColumn="1" w:lastColumn="1" w:noHBand="0" w:noVBand="0"/>
       </w:tblPr>
       <w:tblGrid>
         <w:gridCol w:w="3098"/>
@@ -39,7 +28,7 @@
       </w:tblGrid>
       <w:tr>
         <w:trPr>
-          <w:trHeight w:val="1991" w:hRule="atLeast"/>
+          <w:trHeight w:val="1991"/>
         </w:trPr>
         <w:tc>
           <w:tcPr>
@@ -69,7 +58,7 @@
                 <w:spacing w:val="-14"/>
                 <w:sz w:val="26"/>
               </w:rPr>
-              <w:t> </w:t>
+              <w:t xml:space="preserve"> </w:t>
             </w:r>
             <w:r>
               <w:rPr>
@@ -84,7 +73,7 @@
                 <w:spacing w:val="-14"/>
                 <w:sz w:val="26"/>
               </w:rPr>
-              <w:t> </w:t>
+              <w:t xml:space="preserve"> </w:t>
             </w:r>
             <w:r>
               <w:rPr>
@@ -99,28 +88,14 @@
                 <w:spacing w:val="-14"/>
                 <w:sz w:val="26"/>
               </w:rPr>
-              <w:t> </w:t>
-            </w:r>
-            <w:r>
-              <w:rPr>
-                <w:b/>
-                <w:sz w:val="26"/>
-              </w:rPr>
-              <w:t>CO.</w:t>
-            </w:r>
-            <w:r>
-              <w:rPr>
-                <w:b/>
-                <w:sz w:val="26"/>
-              </w:rPr>
-              <w:t>,</w:t>
-            </w:r>
-            <w:r>
-              <w:rPr>
-                <w:b/>
-                <w:sz w:val="26"/>
-              </w:rPr>
-              <w:t> </w:t>
+              <w:t xml:space="preserve"> </w:t>
+            </w:r>
+            <w:r>
+              <w:rPr>
+                <w:b/>
+                <w:sz w:val="26"/>
+              </w:rPr>
+              <w:t xml:space="preserve">CO., </w:t>
             </w:r>
             <w:r>
               <w:rPr>
@@ -151,27 +126,31 @@
             </w:pPr>
             <w:r>
               <w:rPr>
+                <w:noProof/>
                 <w:sz w:val="2"/>
+                <w:lang w:val="en-US"/>
               </w:rPr>
               <mc:AlternateContent>
-                <mc:Choice Requires="wps">
+                <mc:Choice Requires="wpg">
                   <w:drawing>
                     <wp:inline distT="0" distB="0" distL="0" distR="0">
                       <wp:extent cx="1042669" cy="12700"/>
                       <wp:effectExtent l="9525" t="0" r="5080" b="6350"/>
                       <wp:docPr id="1" name="Group 1"/>
                       <wp:cNvGraphicFramePr>
-                        <a:graphicFrameLocks/>
+                        <a:graphicFrameLocks xmlns:a="http://schemas.openxmlformats.org/drawingml/2006/main"/>
                       </wp:cNvGraphicFramePr>
-                      <a:graphic>
+                      <a:graphic xmlns:a="http://schemas.openxmlformats.org/drawingml/2006/main">
                         <a:graphicData uri="http://schemas.microsoft.com/office/word/2010/wordprocessingGroup">
                           <wpg:wgp>
-                            <wpg:cNvPr id="1" name="Group 1"/>
-                            <wpg:cNvGrpSpPr/>
+                            <wpg:cNvGrpSpPr>
+                              <a:grpSpLocks/>
+                            </wpg:cNvGrpSpPr>
                             <wpg:grpSpPr>
                               <a:xfrm>
                                 <a:off x="0" y="0"/>
                                 <a:ext cx="1042669" cy="12700"/>
+                                <a:chOff x="0" y="0"/>
                                 <a:chExt cx="1042669" cy="12700"/>
                               </a:xfrm>
                             </wpg:grpSpPr>
@@ -190,7 +169,7 @@
                                   <a:cxnLst/>
                                   <a:rect l="l" t="t" r="r" b="b"/>
                                   <a:pathLst>
-                                    <a:path w="1042669" h="0">
+                                    <a:path w="1042669">
                                       <a:moveTo>
                                         <a:pt x="0" y="0"/>
                                       </a:moveTo>
@@ -222,19 +201,16 @@
                 </mc:Choice>
                 <mc:Fallback>
                   <w:pict>
-                    <v:group style="width:82.1pt;height:1pt;mso-position-horizontal-relative:char;mso-position-vertical-relative:line" id="docshapegroup1" coordorigin="0,0" coordsize="1642,20">
-                      <v:line style="position:absolute" from="0,10" to="1642,10" stroked="true" strokeweight=".955395pt" strokecolor="#000000">
+                    <v:group w14:anchorId="60390FA2" id="Group 1" o:spid="_x0000_s1026" style="width:82.1pt;height:1pt;mso-position-horizontal-relative:char;mso-position-vertical-relative:line" coordsize="10426,127" o:gfxdata="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">
+                      <v:shape id="Graphic 2" o:spid="_x0000_s1027" style="position:absolute;top:60;width:10426;height:13;visibility:visible;mso-wrap-style:square;v-text-anchor:top" coordsize="1042669,1270" o:gfxdata="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" path="m,l1042440,e" filled="f" strokeweight=".33703mm">
                         <v:stroke dashstyle="dash"/>
-                      </v:line>
+                        <v:path arrowok="t"/>
+                      </v:shape>
+                      <w10:anchorlock/>
                     </v:group>
                   </w:pict>
                 </mc:Fallback>
               </mc:AlternateContent>
-            </w:r>
-            <w:r>
-              <w:rPr>
-                <w:sz w:val="2"/>
-              </w:rPr>
             </w:r>
           </w:p>
           <w:p>
@@ -253,6 +229,7 @@
               <w:jc w:val="center"/>
               <w:rPr>
                 <w:sz w:val="26"/>
+                <w:lang w:val="en-US"/>
               </w:rPr>
             </w:pPr>
             <w:r>
@@ -266,7 +243,7 @@
                 <w:spacing w:val="-15"/>
                 <w:sz w:val="26"/>
               </w:rPr>
-              <w:t> </w:t>
+              <w:t xml:space="preserve"> </w:t>
             </w:r>
             <w:r>
               <w:rPr>
@@ -279,8 +256,18 @@
                 <w:spacing w:val="-4"/>
                 <w:sz w:val="26"/>
               </w:rPr>
-              <w:t>2025</w:t>
-            </w:r>
+              <w:t>202</w:t>
+            </w:r>
+            <w:r>
+              <w:rPr>
+                <w:spacing w:val="-4"/>
+                <w:sz w:val="26"/>
+                <w:lang w:val="en-US"/>
+              </w:rPr>
+              <w:t>6</w:t>
+            </w:r>
+            <w:bookmarkStart w:id="0" w:name="_GoBack"/>
+            <w:bookmarkEnd w:id="0"/>
           </w:p>
         </w:tc>
         <w:tc>
@@ -302,7 +289,14 @@
                 <w:b/>
                 <w:sz w:val="26"/>
               </w:rPr>
-              <w:t>CỘNG</w:t>
+              <w:t>C</w:t>
+            </w:r>
+            <w:r>
+              <w:rPr>
+                <w:b/>
+                <w:sz w:val="26"/>
+              </w:rPr>
+              <w:t>ỘNG</w:t>
             </w:r>
             <w:r>
               <w:rPr>
@@ -310,7 +304,7 @@
                 <w:spacing w:val="-7"/>
                 <w:sz w:val="26"/>
               </w:rPr>
-              <w:t> </w:t>
+              <w:t xml:space="preserve"> </w:t>
             </w:r>
             <w:r>
               <w:rPr>
@@ -325,7 +319,7 @@
                 <w:spacing w:val="-7"/>
                 <w:sz w:val="26"/>
               </w:rPr>
-              <w:t> </w:t>
+              <w:t xml:space="preserve"> </w:t>
             </w:r>
             <w:r>
               <w:rPr>
@@ -340,7 +334,7 @@
                 <w:spacing w:val="-4"/>
                 <w:sz w:val="26"/>
               </w:rPr>
-              <w:t> </w:t>
+              <w:t xml:space="preserve"> </w:t>
             </w:r>
             <w:r>
               <w:rPr>
@@ -355,7 +349,7 @@
                 <w:spacing w:val="-5"/>
                 <w:sz w:val="26"/>
               </w:rPr>
-              <w:t> </w:t>
+              <w:t xml:space="preserve"> </w:t>
             </w:r>
             <w:r>
               <w:rPr>
@@ -370,7 +364,7 @@
                 <w:spacing w:val="-7"/>
                 <w:sz w:val="26"/>
               </w:rPr>
-              <w:t> </w:t>
+              <w:t xml:space="preserve"> </w:t>
             </w:r>
             <w:r>
               <w:rPr>
@@ -385,7 +379,7 @@
                 <w:spacing w:val="-7"/>
                 <w:sz w:val="26"/>
               </w:rPr>
-              <w:t> </w:t>
+              <w:t xml:space="preserve"> </w:t>
             </w:r>
             <w:r>
               <w:rPr>
@@ -400,7 +394,7 @@
                 <w:spacing w:val="-5"/>
                 <w:sz w:val="26"/>
               </w:rPr>
-              <w:t> NAM</w:t>
+              <w:t xml:space="preserve"> NAM</w:t>
             </w:r>
           </w:p>
           <w:p>
@@ -426,7 +420,7 @@
                 <w:spacing w:val="-4"/>
                 <w:sz w:val="26"/>
               </w:rPr>
-              <w:t> </w:t>
+              <w:t xml:space="preserve"> </w:t>
             </w:r>
             <w:r>
               <w:rPr>
@@ -441,7 +435,7 @@
                 <w:spacing w:val="-4"/>
                 <w:sz w:val="26"/>
               </w:rPr>
-              <w:t> </w:t>
+              <w:t xml:space="preserve"> </w:t>
             </w:r>
             <w:r>
               <w:rPr>
@@ -456,7 +450,7 @@
                 <w:spacing w:val="-2"/>
                 <w:sz w:val="26"/>
               </w:rPr>
-              <w:t> </w:t>
+              <w:t xml:space="preserve"> </w:t>
             </w:r>
             <w:r>
               <w:rPr>
@@ -471,7 +465,7 @@
                 <w:spacing w:val="-4"/>
                 <w:sz w:val="26"/>
               </w:rPr>
-              <w:t> </w:t>
+              <w:t xml:space="preserve"> </w:t>
             </w:r>
             <w:r>
               <w:rPr>
@@ -486,7 +480,7 @@
                 <w:spacing w:val="-4"/>
                 <w:sz w:val="26"/>
               </w:rPr>
-              <w:t> </w:t>
+              <w:t xml:space="preserve"> </w:t>
             </w:r>
             <w:r>
               <w:rPr>
@@ -501,7 +495,7 @@
                 <w:spacing w:val="-2"/>
                 <w:sz w:val="26"/>
               </w:rPr>
-              <w:t> </w:t>
+              <w:t xml:space="preserve"> </w:t>
             </w:r>
             <w:r>
               <w:rPr>
@@ -516,7 +510,7 @@
                 <w:spacing w:val="-4"/>
                 <w:sz w:val="26"/>
               </w:rPr>
-              <w:t> phúc</w:t>
+              <w:t xml:space="preserve"> phúc</w:t>
             </w:r>
           </w:p>
           <w:p>
@@ -539,27 +533,31 @@
             </w:pPr>
             <w:r>
               <w:rPr>
+                <w:noProof/>
                 <w:sz w:val="2"/>
+                <w:lang w:val="en-US"/>
               </w:rPr>
               <mc:AlternateContent>
-                <mc:Choice Requires="wps">
+                <mc:Choice Requires="wpg">
                   <w:drawing>
                     <wp:inline distT="0" distB="0" distL="0" distR="0">
                       <wp:extent cx="2142490" cy="10795"/>
                       <wp:effectExtent l="9525" t="0" r="635" b="8255"/>
                       <wp:docPr id="3" name="Group 3"/>
                       <wp:cNvGraphicFramePr>
-                        <a:graphicFrameLocks/>
+                        <a:graphicFrameLocks xmlns:a="http://schemas.openxmlformats.org/drawingml/2006/main"/>
                       </wp:cNvGraphicFramePr>
-                      <a:graphic>
+                      <a:graphic xmlns:a="http://schemas.openxmlformats.org/drawingml/2006/main">
                         <a:graphicData uri="http://schemas.microsoft.com/office/word/2010/wordprocessingGroup">
                           <wpg:wgp>
-                            <wpg:cNvPr id="3" name="Group 3"/>
-                            <wpg:cNvGrpSpPr/>
+                            <wpg:cNvGrpSpPr>
+                              <a:grpSpLocks/>
+                            </wpg:cNvGrpSpPr>
                             <wpg:grpSpPr>
                               <a:xfrm>
                                 <a:off x="0" y="0"/>
                                 <a:ext cx="2142490" cy="10795"/>
+                                <a:chOff x="0" y="0"/>
                                 <a:chExt cx="2142490" cy="10795"/>
                               </a:xfrm>
                             </wpg:grpSpPr>
@@ -578,7 +576,7 @@
                                   <a:cxnLst/>
                                   <a:rect l="l" t="t" r="r" b="b"/>
                                   <a:pathLst>
-                                    <a:path w="2142490" h="0">
+                                    <a:path w="2142490">
                                       <a:moveTo>
                                         <a:pt x="0" y="0"/>
                                       </a:moveTo>
@@ -610,19 +608,16 @@
                 </mc:Choice>
                 <mc:Fallback>
                   <w:pict>
-                    <v:group style="width:168.7pt;height:.85pt;mso-position-horizontal-relative:char;mso-position-vertical-relative:line" id="docshapegroup2" coordorigin="0,0" coordsize="3374,17">
-                      <v:line style="position:absolute" from="0,8" to="3374,8" stroked="true" strokeweight=".841793pt" strokecolor="#000000">
+                    <v:group w14:anchorId="12E8770C" id="Group 3" o:spid="_x0000_s1026" style="width:168.7pt;height:.85pt;mso-position-horizontal-relative:char;mso-position-vertical-relative:line" coordsize="21424,107" o:gfxdata="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">
+                      <v:shape id="Graphic 4" o:spid="_x0000_s1027" style="position:absolute;top:53;width:21424;height:13;visibility:visible;mso-wrap-style:square;v-text-anchor:top" coordsize="2142490,1270" o:gfxdata="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" path="m,l2142379,e" filled="f" strokeweight=".29694mm">
                         <v:stroke dashstyle="dash"/>
-                      </v:line>
+                        <v:path arrowok="t"/>
+                      </v:shape>
+                      <w10:anchorlock/>
                     </v:group>
                   </w:pict>
                 </mc:Fallback>
               </mc:AlternateContent>
-            </w:r>
-            <w:r>
-              <w:rPr>
-                <w:sz w:val="2"/>
-              </w:rPr>
             </w:r>
           </w:p>
           <w:p>
@@ -638,37 +633,30 @@
             <w:pPr>
               <w:pStyle w:val="TableParagraph"/>
               <w:tabs>
-                <w:tab w:pos="3772" w:val="left" w:leader="none"/>
-                <w:tab w:pos="4754" w:val="left" w:leader="none"/>
+                <w:tab w:val="left" w:pos="3772"/>
+                <w:tab w:val="left" w:pos="4754"/>
               </w:tabs>
               <w:spacing w:line="279" w:lineRule="exact"/>
-              <w:ind w:left="1464"/>
               <w:rPr>
                 <w:i/>
                 <w:sz w:val="26"/>
+                <w:lang w:val="en-US"/>
               </w:rPr>
             </w:pPr>
             <w:r>
               <w:rPr>
                 <w:i/>
                 <w:sz w:val="26"/>
-              </w:rPr>
-              <w:t>Bình</w:t>
+                <w:lang w:val="en-US"/>
+              </w:rPr>
+              <w:t>TP Hồ Chí Minh</w:t>
             </w:r>
             <w:r>
               <w:rPr>
                 <w:i/>
-                <w:spacing w:val="-8"/>
-                <w:sz w:val="26"/>
-              </w:rPr>
-              <w:t> </w:t>
-            </w:r>
-            <w:r>
-              <w:rPr>
-                <w:i/>
-                <w:sz w:val="26"/>
-              </w:rPr>
-              <w:t>Dương,</w:t>
+                <w:sz w:val="26"/>
+              </w:rPr>
+              <w:t>,</w:t>
             </w:r>
             <w:r>
               <w:rPr>
@@ -676,7 +664,7 @@
                 <w:spacing w:val="-5"/>
                 <w:sz w:val="26"/>
               </w:rPr>
-              <w:t> </w:t>
+              <w:t xml:space="preserve"> </w:t>
             </w:r>
             <w:r>
               <w:rPr>
@@ -690,8 +678,9 @@
               <w:rPr>
                 <w:i/>
                 <w:sz w:val="26"/>
-              </w:rPr>
-              <w:tab/>
+                <w:lang w:val="en-US"/>
+              </w:rPr>
+              <w:t>….</w:t>
             </w:r>
             <w:r>
               <w:rPr>
@@ -704,9 +693,17 @@
             <w:r>
               <w:rPr>
                 <w:i/>
-                <w:sz w:val="26"/>
-              </w:rPr>
-              <w:tab/>
+                <w:spacing w:val="-4"/>
+                <w:sz w:val="26"/>
+                <w:lang w:val="en-US"/>
+              </w:rPr>
+              <w:t>….</w:t>
+            </w:r>
+            <w:r>
+              <w:rPr>
+                <w:i/>
+                <w:sz w:val="26"/>
+              </w:rPr>
               <w:t>năm</w:t>
             </w:r>
             <w:r>
@@ -715,7 +712,7 @@
                 <w:spacing w:val="-5"/>
                 <w:sz w:val="26"/>
               </w:rPr>
-              <w:t> </w:t>
+              <w:t xml:space="preserve"> </w:t>
             </w:r>
             <w:r>
               <w:rPr>
@@ -723,7 +720,16 @@
                 <w:spacing w:val="-4"/>
                 <w:sz w:val="26"/>
               </w:rPr>
-              <w:t>2025</w:t>
+              <w:t>202</w:t>
+            </w:r>
+            <w:r>
+              <w:rPr>
+                <w:i/>
+                <w:spacing w:val="-4"/>
+                <w:sz w:val="26"/>
+                <w:lang w:val="en-US"/>
+              </w:rPr>
+              <w:t>6</w:t>
             </w:r>
           </w:p>
         </w:tc>
@@ -747,8 +753,7 @@
     </w:p>
     <w:p>
       <w:pPr>
-        <w:spacing w:before="0"/>
-        <w:ind w:left="0" w:right="142" w:firstLine="0"/>
+        <w:ind w:right="142"/>
         <w:jc w:val="center"/>
         <w:rPr>
           <w:b/>
@@ -768,7 +773,7 @@
           <w:spacing w:val="-7"/>
           <w:sz w:val="26"/>
         </w:rPr>
-        <w:t> </w:t>
+        <w:t xml:space="preserve"> </w:t>
       </w:r>
       <w:r>
         <w:rPr>
@@ -783,7 +788,7 @@
           <w:spacing w:val="-4"/>
           <w:sz w:val="26"/>
         </w:rPr>
-        <w:t> </w:t>
+        <w:t xml:space="preserve"> </w:t>
       </w:r>
       <w:r>
         <w:rPr>
@@ -797,8 +802,7 @@
     <w:p>
       <w:pPr>
         <w:spacing w:before="270"/>
-        <w:ind w:left="23" w:right="0" w:firstLine="0"/>
-        <w:jc w:val="left"/>
+        <w:ind w:left="23"/>
         <w:rPr>
           <w:b/>
           <w:sz w:val="26"/>
@@ -817,7 +821,7 @@
           <w:spacing w:val="-6"/>
           <w:sz w:val="26"/>
         </w:rPr>
-        <w:t> </w:t>
+        <w:t xml:space="preserve"> </w:t>
       </w:r>
       <w:r>
         <w:rPr>
@@ -833,14 +837,12 @@
         <w:pStyle w:val="ListParagraph"/>
         <w:numPr>
           <w:ilvl w:val="0"/>
-          <w:numId w:val="1"/>
+          <w:numId w:val="2"/>
         </w:numPr>
         <w:tabs>
-          <w:tab w:pos="743" w:val="left" w:leader="none"/>
+          <w:tab w:val="left" w:pos="743"/>
         </w:tabs>
-        <w:spacing w:line="240" w:lineRule="auto" w:before="268" w:after="0"/>
-        <w:ind w:left="743" w:right="0" w:hanging="360"/>
-        <w:jc w:val="left"/>
+        <w:spacing w:before="268"/>
         <w:rPr>
           <w:sz w:val="26"/>
         </w:rPr>
@@ -856,7 +858,7 @@
           <w:spacing w:val="-8"/>
           <w:sz w:val="26"/>
         </w:rPr>
-        <w:t> </w:t>
+        <w:t xml:space="preserve"> </w:t>
       </w:r>
       <w:r>
         <w:rPr>
@@ -869,7 +871,7 @@
           <w:spacing w:val="-5"/>
           <w:sz w:val="26"/>
         </w:rPr>
-        <w:t> </w:t>
+        <w:t xml:space="preserve"> </w:t>
       </w:r>
       <w:r>
         <w:rPr>
@@ -882,7 +884,7 @@
           <w:spacing w:val="-6"/>
           <w:sz w:val="26"/>
         </w:rPr>
-        <w:t> </w:t>
+        <w:t xml:space="preserve"> </w:t>
       </w:r>
       <w:r>
         <w:rPr>
@@ -895,7 +897,7 @@
           <w:spacing w:val="-7"/>
           <w:sz w:val="26"/>
         </w:rPr>
-        <w:t> </w:t>
+        <w:t xml:space="preserve"> </w:t>
       </w:r>
       <w:r>
         <w:rPr>
@@ -910,14 +912,13 @@
         <w:pStyle w:val="ListParagraph"/>
         <w:numPr>
           <w:ilvl w:val="0"/>
-          <w:numId w:val="1"/>
+          <w:numId w:val="2"/>
         </w:numPr>
         <w:tabs>
-          <w:tab w:pos="743" w:val="left" w:leader="none"/>
+          <w:tab w:val="left" w:pos="743"/>
         </w:tabs>
-        <w:spacing w:line="328" w:lineRule="auto" w:before="128" w:after="0"/>
-        <w:ind w:left="743" w:right="472" w:hanging="360"/>
-        <w:jc w:val="left"/>
+        <w:spacing w:before="128" w:line="328" w:lineRule="auto"/>
+        <w:ind w:right="472"/>
         <w:rPr>
           <w:sz w:val="26"/>
         </w:rPr>
@@ -933,7 +934,7 @@
           <w:spacing w:val="-4"/>
           <w:sz w:val="26"/>
         </w:rPr>
-        <w:t> </w:t>
+        <w:t xml:space="preserve"> </w:t>
       </w:r>
       <w:r>
         <w:rPr>
@@ -946,7 +947,7 @@
           <w:spacing w:val="-4"/>
           <w:sz w:val="26"/>
         </w:rPr>
-        <w:t> </w:t>
+        <w:t xml:space="preserve"> </w:t>
       </w:r>
       <w:r>
         <w:rPr>
@@ -959,7 +960,7 @@
           <w:spacing w:val="-4"/>
           <w:sz w:val="26"/>
         </w:rPr>
-        <w:t> </w:t>
+        <w:t xml:space="preserve"> </w:t>
       </w:r>
       <w:r>
         <w:rPr>
@@ -972,7 +973,7 @@
           <w:spacing w:val="-2"/>
           <w:sz w:val="26"/>
         </w:rPr>
-        <w:t> </w:t>
+        <w:t xml:space="preserve"> </w:t>
       </w:r>
       <w:r>
         <w:rPr>
@@ -985,7 +986,7 @@
           <w:spacing w:val="-4"/>
           <w:sz w:val="26"/>
         </w:rPr>
-        <w:t> </w:t>
+        <w:t xml:space="preserve"> </w:t>
       </w:r>
       <w:r>
         <w:rPr>
@@ -998,7 +999,7 @@
           <w:spacing w:val="-2"/>
           <w:sz w:val="26"/>
         </w:rPr>
-        <w:t> </w:t>
+        <w:t xml:space="preserve"> </w:t>
       </w:r>
       <w:r>
         <w:rPr>
@@ -1011,7 +1012,7 @@
           <w:spacing w:val="-4"/>
           <w:sz w:val="26"/>
         </w:rPr>
-        <w:t> </w:t>
+        <w:t xml:space="preserve"> </w:t>
       </w:r>
       <w:r>
         <w:rPr>
@@ -1024,7 +1025,7 @@
           <w:spacing w:val="-4"/>
           <w:sz w:val="26"/>
         </w:rPr>
-        <w:t> </w:t>
+        <w:t xml:space="preserve"> </w:t>
       </w:r>
       <w:r>
         <w:rPr>
@@ -1037,7 +1038,7 @@
           <w:spacing w:val="-2"/>
           <w:sz w:val="26"/>
         </w:rPr>
-        <w:t> </w:t>
+        <w:t xml:space="preserve"> </w:t>
       </w:r>
       <w:r>
         <w:rPr>
@@ -1050,7 +1051,7 @@
           <w:spacing w:val="-2"/>
           <w:sz w:val="26"/>
         </w:rPr>
-        <w:t> </w:t>
+        <w:t xml:space="preserve"> </w:t>
       </w:r>
       <w:r>
         <w:rPr>
@@ -1063,7 +1064,7 @@
           <w:spacing w:val="-3"/>
           <w:sz w:val="26"/>
         </w:rPr>
-        <w:t> </w:t>
+        <w:t xml:space="preserve"> </w:t>
       </w:r>
       <w:r>
         <w:rPr>
@@ -1076,25 +1077,13 @@
           <w:spacing w:val="-4"/>
           <w:sz w:val="26"/>
         </w:rPr>
-        <w:t> </w:t>
-      </w:r>
-      <w:r>
-        <w:rPr>
-          <w:sz w:val="26"/>
-        </w:rPr>
-        <w:t>s</w:t>
-      </w:r>
-      <w:r>
-        <w:rPr>
-          <w:sz w:val="26"/>
-        </w:rPr>
-        <w:t>ở</w:t>
-      </w:r>
-      <w:r>
-        <w:rPr>
-          <w:sz w:val="26"/>
-        </w:rPr>
-        <w:t> hữu thông qua;</w:t>
+        <w:t xml:space="preserve"> </w:t>
+      </w:r>
+      <w:r>
+        <w:rPr>
+          <w:sz w:val="26"/>
+        </w:rPr>
+        <w:t>sở hữu thông qua;</w:t>
       </w:r>
     </w:p>
     <w:p>
@@ -1102,14 +1091,11 @@
         <w:pStyle w:val="ListParagraph"/>
         <w:numPr>
           <w:ilvl w:val="0"/>
-          <w:numId w:val="1"/>
+          <w:numId w:val="2"/>
         </w:numPr>
         <w:tabs>
-          <w:tab w:pos="743" w:val="left" w:leader="none"/>
+          <w:tab w:val="left" w:pos="743"/>
         </w:tabs>
-        <w:spacing w:line="240" w:lineRule="auto" w:before="38" w:after="0"/>
-        <w:ind w:left="743" w:right="0" w:hanging="360"/>
-        <w:jc w:val="left"/>
         <w:rPr>
           <w:sz w:val="26"/>
         </w:rPr>
@@ -1125,7 +1111,7 @@
           <w:spacing w:val="-6"/>
           <w:sz w:val="26"/>
         </w:rPr>
-        <w:t> </w:t>
+        <w:t xml:space="preserve"> </w:t>
       </w:r>
       <w:r>
         <w:rPr>
@@ -1138,7 +1124,7 @@
           <w:spacing w:val="-5"/>
           <w:sz w:val="26"/>
         </w:rPr>
-        <w:t> </w:t>
+        <w:t xml:space="preserve"> </w:t>
       </w:r>
       <w:r>
         <w:rPr>
@@ -1151,7 +1137,7 @@
           <w:spacing w:val="-5"/>
           <w:sz w:val="26"/>
         </w:rPr>
-        <w:t> </w:t>
+        <w:t xml:space="preserve"> </w:t>
       </w:r>
       <w:r>
         <w:rPr>
@@ -1164,7 +1150,7 @@
           <w:spacing w:val="-3"/>
           <w:sz w:val="26"/>
         </w:rPr>
-        <w:t> </w:t>
+        <w:t xml:space="preserve"> </w:t>
       </w:r>
       <w:r>
         <w:rPr>
@@ -1177,7 +1163,7 @@
           <w:spacing w:val="-2"/>
           <w:sz w:val="26"/>
         </w:rPr>
-        <w:t> </w:t>
+        <w:t xml:space="preserve"> </w:t>
       </w:r>
       <w:r>
         <w:rPr>
@@ -1190,13 +1176,13 @@
           <w:spacing w:val="-5"/>
           <w:sz w:val="26"/>
         </w:rPr>
-        <w:t> ty.</w:t>
+        <w:t xml:space="preserve"> ty.</w:t>
       </w:r>
     </w:p>
     <w:p>
       <w:pPr>
         <w:spacing w:before="249"/>
-        <w:ind w:left="2" w:right="142" w:firstLine="0"/>
+        <w:ind w:left="2" w:right="142"/>
         <w:jc w:val="center"/>
         <w:rPr>
           <w:b/>
@@ -1216,7 +1202,7 @@
           <w:spacing w:val="-12"/>
           <w:sz w:val="26"/>
         </w:rPr>
-        <w:t> </w:t>
+        <w:t xml:space="preserve"> </w:t>
       </w:r>
       <w:r>
         <w:rPr>
@@ -1229,9 +1215,8 @@
     </w:p>
     <w:p>
       <w:pPr>
-        <w:spacing w:line="360" w:lineRule="auto" w:before="269"/>
-        <w:ind w:left="23" w:right="275" w:firstLine="0"/>
-        <w:jc w:val="left"/>
+        <w:spacing w:before="269" w:line="360" w:lineRule="auto"/>
+        <w:ind w:left="23" w:right="275"/>
         <w:rPr>
           <w:b/>
           <w:sz w:val="26"/>
@@ -1250,7 +1235,7 @@
           <w:spacing w:val="-4"/>
           <w:sz w:val="26"/>
         </w:rPr>
-        <w:t> </w:t>
+        <w:t xml:space="preserve"> </w:t>
       </w:r>
       <w:r>
         <w:rPr>
@@ -1265,7 +1250,7 @@
           <w:spacing w:val="-4"/>
           <w:sz w:val="26"/>
         </w:rPr>
-        <w:t> </w:t>
+        <w:t xml:space="preserve"> </w:t>
       </w:r>
       <w:r>
         <w:rPr>
@@ -1280,7 +1265,7 @@
           <w:spacing w:val="-4"/>
           <w:sz w:val="26"/>
         </w:rPr>
-        <w:t> </w:t>
+        <w:t xml:space="preserve"> </w:t>
       </w:r>
       <w:r>
         <w:rPr>
@@ -1295,7 +1280,7 @@
           <w:spacing w:val="-4"/>
           <w:sz w:val="26"/>
         </w:rPr>
-        <w:t> </w:t>
+        <w:t xml:space="preserve"> </w:t>
       </w:r>
       <w:r>
         <w:rPr>
@@ -1310,7 +1295,7 @@
           <w:spacing w:val="-4"/>
           <w:sz w:val="26"/>
         </w:rPr>
-        <w:t> </w:t>
+        <w:t xml:space="preserve"> </w:t>
       </w:r>
       <w:r>
         <w:rPr>
@@ -1325,7 +1310,7 @@
           <w:spacing w:val="-4"/>
           <w:sz w:val="26"/>
         </w:rPr>
-        <w:t> </w:t>
+        <w:t xml:space="preserve"> </w:t>
       </w:r>
       <w:r>
         <w:rPr>
@@ -1340,7 +1325,7 @@
           <w:spacing w:val="-4"/>
           <w:sz w:val="26"/>
         </w:rPr>
-        <w:t> </w:t>
+        <w:t xml:space="preserve"> </w:t>
       </w:r>
       <w:r>
         <w:rPr>
@@ -1355,7 +1340,7 @@
           <w:spacing w:val="-1"/>
           <w:sz w:val="26"/>
         </w:rPr>
-        <w:t> </w:t>
+        <w:t xml:space="preserve"> </w:t>
       </w:r>
       <w:r>
         <w:rPr>
@@ -1370,7 +1355,7 @@
           <w:spacing w:val="-4"/>
           <w:sz w:val="26"/>
         </w:rPr>
-        <w:t> </w:t>
+        <w:t xml:space="preserve"> </w:t>
       </w:r>
       <w:r>
         <w:rPr>
@@ -1385,7 +1370,7 @@
           <w:spacing w:val="-4"/>
           <w:sz w:val="26"/>
         </w:rPr>
-        <w:t> </w:t>
+        <w:t xml:space="preserve"> </w:t>
       </w:r>
       <w:r>
         <w:rPr>
@@ -1400,7 +1385,7 @@
           <w:spacing w:val="-2"/>
           <w:sz w:val="26"/>
         </w:rPr>
-        <w:t> </w:t>
+        <w:t xml:space="preserve"> </w:t>
       </w:r>
       <w:r>
         <w:rPr>
@@ -1415,7 +1400,7 @@
           <w:spacing w:val="-2"/>
           <w:sz w:val="26"/>
         </w:rPr>
-        <w:t> </w:t>
+        <w:t xml:space="preserve"> </w:t>
       </w:r>
       <w:r>
         <w:rPr>
@@ -1430,7 +1415,7 @@
           <w:spacing w:val="-2"/>
           <w:sz w:val="26"/>
         </w:rPr>
-        <w:t> </w:t>
+        <w:t xml:space="preserve"> </w:t>
       </w:r>
       <w:r>
         <w:rPr>
@@ -1445,7 +1430,7 @@
           <w:spacing w:val="-4"/>
           <w:sz w:val="26"/>
         </w:rPr>
-        <w:t> </w:t>
+        <w:t xml:space="preserve"> </w:t>
       </w:r>
       <w:r>
         <w:rPr>
@@ -1460,7 +1445,7 @@
           <w:spacing w:val="-4"/>
           <w:sz w:val="26"/>
         </w:rPr>
-        <w:t> </w:t>
+        <w:t xml:space="preserve"> </w:t>
       </w:r>
       <w:r>
         <w:rPr>
@@ -1475,28 +1460,20 @@
           <w:spacing w:val="-1"/>
           <w:sz w:val="26"/>
         </w:rPr>
-        <w:t> </w:t>
-      </w:r>
-      <w:r>
-        <w:rPr>
-          <w:b/>
-          <w:sz w:val="26"/>
-        </w:rPr>
-        <w:t>Gia</w:t>
-      </w:r>
-      <w:r>
-        <w:rPr>
-          <w:b/>
-          <w:sz w:val="26"/>
-        </w:rPr>
-        <w:t> hạn thời hạn hoạt động của dự án.</w:t>
+        <w:t xml:space="preserve"> </w:t>
+      </w:r>
+      <w:r>
+        <w:rPr>
+          <w:b/>
+          <w:sz w:val="26"/>
+        </w:rPr>
+        <w:t>Gia hạn thời hạn hoạt động của dự án.</w:t>
       </w:r>
     </w:p>
     <w:p>
       <w:pPr>
         <w:spacing w:before="121"/>
-        <w:ind w:left="23" w:right="0" w:firstLine="0"/>
-        <w:jc w:val="left"/>
+        <w:ind w:left="23"/>
         <w:rPr>
           <w:b/>
           <w:sz w:val="26"/>
@@ -1515,7 +1492,7 @@
           <w:spacing w:val="-6"/>
           <w:sz w:val="26"/>
         </w:rPr>
-        <w:t> </w:t>
+        <w:t xml:space="preserve"> </w:t>
       </w:r>
       <w:r>
         <w:rPr>
@@ -1530,7 +1507,7 @@
           <w:spacing w:val="-6"/>
           <w:sz w:val="26"/>
         </w:rPr>
-        <w:t> </w:t>
+        <w:t xml:space="preserve"> </w:t>
       </w:r>
       <w:r>
         <w:rPr>
@@ -1545,7 +1522,7 @@
           <w:spacing w:val="-5"/>
           <w:sz w:val="26"/>
         </w:rPr>
-        <w:t> </w:t>
+        <w:t xml:space="preserve"> </w:t>
       </w:r>
       <w:r>
         <w:rPr>
@@ -1560,7 +1537,7 @@
           <w:spacing w:val="-6"/>
           <w:sz w:val="26"/>
         </w:rPr>
-        <w:t> </w:t>
+        <w:t xml:space="preserve"> </w:t>
       </w:r>
       <w:r>
         <w:rPr>
@@ -1575,7 +1552,7 @@
           <w:spacing w:val="-3"/>
           <w:sz w:val="26"/>
         </w:rPr>
-        <w:t> </w:t>
+        <w:t xml:space="preserve"> </w:t>
       </w:r>
       <w:r>
         <w:rPr>
@@ -1590,7 +1567,7 @@
           <w:spacing w:val="-6"/>
           <w:sz w:val="26"/>
         </w:rPr>
-        <w:t> </w:t>
+        <w:t xml:space="preserve"> </w:t>
       </w:r>
       <w:r>
         <w:rPr>
@@ -1605,7 +1582,7 @@
           <w:spacing w:val="-5"/>
           <w:sz w:val="26"/>
         </w:rPr>
-        <w:t> </w:t>
+        <w:t xml:space="preserve"> </w:t>
       </w:r>
       <w:r>
         <w:rPr>
@@ -1620,7 +1597,7 @@
           <w:spacing w:val="-6"/>
           <w:sz w:val="26"/>
         </w:rPr>
-        <w:t> </w:t>
+        <w:t xml:space="preserve"> </w:t>
       </w:r>
       <w:r>
         <w:rPr>
@@ -1635,7 +1612,7 @@
           <w:spacing w:val="-4"/>
           <w:sz w:val="26"/>
         </w:rPr>
-        <w:t> </w:t>
+        <w:t xml:space="preserve"> </w:t>
       </w:r>
       <w:r>
         <w:rPr>
@@ -1650,7 +1627,7 @@
           <w:spacing w:val="-5"/>
           <w:sz w:val="26"/>
         </w:rPr>
-        <w:t> </w:t>
+        <w:t xml:space="preserve"> </w:t>
       </w:r>
       <w:r>
         <w:rPr>
@@ -1665,7 +1642,7 @@
           <w:spacing w:val="-4"/>
           <w:sz w:val="26"/>
         </w:rPr>
-        <w:t> </w:t>
+        <w:t xml:space="preserve"> </w:t>
       </w:r>
       <w:r>
         <w:rPr>
@@ -1680,199 +1657,182 @@
           <w:spacing w:val="-5"/>
           <w:sz w:val="26"/>
         </w:rPr>
-        <w:t> tư:</w:t>
+        <w:t xml:space="preserve"> tư:</w:t>
       </w:r>
     </w:p>
     <w:p>
       <w:pPr>
         <w:pStyle w:val="BodyText"/>
-        <w:spacing w:line="360" w:lineRule="auto" w:before="268"/>
+        <w:spacing w:before="268" w:line="360" w:lineRule="auto"/>
         <w:ind w:left="23" w:right="275"/>
       </w:pPr>
       <w:r>
-        <w:rPr/>
         <w:t>“7.</w:t>
       </w:r>
       <w:r>
         <w:rPr>
           <w:spacing w:val="-4"/>
         </w:rPr>
-        <w:t> </w:t>
-      </w:r>
-      <w:r>
-        <w:rPr/>
+        <w:t xml:space="preserve"> </w:t>
+      </w:r>
+      <w:r>
         <w:t>Thời</w:t>
       </w:r>
       <w:r>
         <w:rPr>
           <w:spacing w:val="-4"/>
         </w:rPr>
-        <w:t> </w:t>
-      </w:r>
-      <w:r>
-        <w:rPr/>
+        <w:t xml:space="preserve"> </w:t>
+      </w:r>
+      <w:r>
         <w:t>hạn</w:t>
       </w:r>
       <w:r>
         <w:rPr>
           <w:spacing w:val="-4"/>
         </w:rPr>
-        <w:t> </w:t>
-      </w:r>
-      <w:r>
-        <w:rPr/>
+        <w:t xml:space="preserve"> </w:t>
+      </w:r>
+      <w:r>
         <w:t>hoạt</w:t>
       </w:r>
       <w:r>
         <w:rPr>
           <w:spacing w:val="-1"/>
         </w:rPr>
-        <w:t> </w:t>
-      </w:r>
-      <w:r>
-        <w:rPr/>
+        <w:t xml:space="preserve"> </w:t>
+      </w:r>
+      <w:r>
         <w:t>động</w:t>
       </w:r>
       <w:r>
         <w:rPr>
           <w:spacing w:val="-2"/>
         </w:rPr>
-        <w:t> </w:t>
-      </w:r>
-      <w:r>
-        <w:rPr/>
+        <w:t xml:space="preserve"> </w:t>
+      </w:r>
+      <w:r>
         <w:t>của</w:t>
       </w:r>
       <w:r>
         <w:rPr>
           <w:spacing w:val="-4"/>
         </w:rPr>
-        <w:t> </w:t>
-      </w:r>
-      <w:r>
-        <w:rPr/>
+        <w:t xml:space="preserve"> </w:t>
+      </w:r>
+      <w:r>
         <w:t>dự</w:t>
       </w:r>
       <w:r>
         <w:rPr>
           <w:spacing w:val="-3"/>
         </w:rPr>
-        <w:t> </w:t>
-      </w:r>
-      <w:r>
-        <w:rPr/>
+        <w:t xml:space="preserve"> </w:t>
+      </w:r>
+      <w:r>
         <w:t>án:</w:t>
       </w:r>
       <w:r>
         <w:rPr>
           <w:spacing w:val="-4"/>
         </w:rPr>
-        <w:t> </w:t>
-      </w:r>
-      <w:r>
-        <w:rPr/>
+        <w:t xml:space="preserve"> </w:t>
+      </w:r>
+      <w:r>
         <w:t>35</w:t>
       </w:r>
       <w:r>
         <w:rPr>
           <w:spacing w:val="-2"/>
         </w:rPr>
-        <w:t> </w:t>
-      </w:r>
-      <w:r>
-        <w:rPr/>
+        <w:t xml:space="preserve"> </w:t>
+      </w:r>
+      <w:r>
         <w:t>năm,</w:t>
       </w:r>
       <w:r>
         <w:rPr>
           <w:spacing w:val="-4"/>
         </w:rPr>
-        <w:t> </w:t>
-      </w:r>
-      <w:r>
-        <w:rPr/>
+        <w:t xml:space="preserve"> </w:t>
+      </w:r>
+      <w:r>
         <w:t>kể</w:t>
       </w:r>
       <w:r>
         <w:rPr>
           <w:spacing w:val="-1"/>
         </w:rPr>
-        <w:t> </w:t>
-      </w:r>
-      <w:r>
-        <w:rPr/>
+        <w:t xml:space="preserve"> </w:t>
+      </w:r>
+      <w:r>
         <w:t>từ</w:t>
       </w:r>
       <w:r>
         <w:rPr>
           <w:spacing w:val="-3"/>
         </w:rPr>
-        <w:t> </w:t>
-      </w:r>
-      <w:r>
-        <w:rPr/>
+        <w:t xml:space="preserve"> </w:t>
+      </w:r>
+      <w:r>
         <w:t>ngày</w:t>
       </w:r>
       <w:r>
         <w:rPr>
           <w:spacing w:val="-4"/>
         </w:rPr>
-        <w:t> </w:t>
-      </w:r>
-      <w:r>
-        <w:rPr/>
+        <w:t xml:space="preserve"> </w:t>
+      </w:r>
+      <w:r>
         <w:t>được</w:t>
       </w:r>
       <w:r>
         <w:rPr>
           <w:spacing w:val="-4"/>
         </w:rPr>
-        <w:t> </w:t>
-      </w:r>
-      <w:r>
-        <w:rPr/>
+        <w:t xml:space="preserve"> </w:t>
+      </w:r>
+      <w:r>
         <w:t>cấp</w:t>
       </w:r>
       <w:r>
         <w:rPr>
           <w:spacing w:val="-2"/>
         </w:rPr>
-        <w:t> </w:t>
-      </w:r>
-      <w:r>
-        <w:rPr/>
+        <w:t xml:space="preserve"> </w:t>
+      </w:r>
+      <w:r>
         <w:t>Giấy</w:t>
       </w:r>
       <w:r>
         <w:rPr>
           <w:spacing w:val="-1"/>
         </w:rPr>
-        <w:t> </w:t>
-      </w:r>
-      <w:r>
-        <w:rPr/>
+        <w:t xml:space="preserve"> </w:t>
+      </w:r>
+      <w:r>
         <w:t>chứng</w:t>
       </w:r>
       <w:r>
         <w:rPr>
           <w:spacing w:val="-4"/>
         </w:rPr>
-        <w:t> </w:t>
-      </w:r>
-      <w:r>
-        <w:rPr/>
-        <w:t>nhận</w:t>
-      </w:r>
-      <w:r>
-        <w:rPr/>
-        <w:t> đăng ký đầu tư (Thời gian thuê xưởng là 3 năm, đến ngày 31 tháng 5 năm 2025).</w:t>
+        <w:t xml:space="preserve"> </w:t>
+      </w:r>
+      <w:r>
+        <w:t>nhận đăng ký đầu tư (</w:t>
+      </w:r>
+      <w:r>
+        <w:t>Thời gian thuê xưởng đến ngày 17 tháng 8 năm 2026</w:t>
+      </w:r>
+      <w:r>
+        <w:t>).</w:t>
       </w:r>
     </w:p>
     <w:p>
       <w:pPr>
         <w:spacing w:before="121"/>
-        <w:ind w:left="23" w:right="0" w:firstLine="0"/>
-        <w:jc w:val="left"/>
+        <w:ind w:left="23"/>
         <w:rPr>
           <w:b/>
           <w:sz w:val="26"/>
@@ -1891,7 +1851,7 @@
           <w:spacing w:val="-5"/>
           <w:sz w:val="26"/>
         </w:rPr>
-        <w:t> </w:t>
+        <w:t xml:space="preserve"> </w:t>
       </w:r>
       <w:r>
         <w:rPr>
@@ -1906,7 +1866,7 @@
           <w:spacing w:val="-5"/>
           <w:sz w:val="26"/>
         </w:rPr>
-        <w:t> </w:t>
+        <w:t xml:space="preserve"> </w:t>
       </w:r>
       <w:r>
         <w:rPr>
@@ -1921,7 +1881,7 @@
           <w:spacing w:val="-5"/>
           <w:sz w:val="26"/>
         </w:rPr>
-        <w:t> </w:t>
+        <w:t xml:space="preserve"> </w:t>
       </w:r>
       <w:r>
         <w:rPr>
@@ -1936,7 +1896,7 @@
           <w:spacing w:val="-2"/>
           <w:sz w:val="26"/>
         </w:rPr>
-        <w:t> </w:t>
+        <w:t xml:space="preserve"> </w:t>
       </w:r>
       <w:r>
         <w:rPr>
@@ -1951,7 +1911,7 @@
           <w:spacing w:val="-5"/>
           <w:sz w:val="26"/>
         </w:rPr>
-        <w:t> </w:t>
+        <w:t xml:space="preserve"> </w:t>
       </w:r>
       <w:r>
         <w:rPr>
@@ -1965,193 +1925,182 @@
     <w:p>
       <w:pPr>
         <w:pStyle w:val="BodyText"/>
-        <w:spacing w:line="360" w:lineRule="auto" w:before="269"/>
+        <w:spacing w:before="269" w:line="360" w:lineRule="auto"/>
         <w:ind w:left="23" w:right="275"/>
       </w:pPr>
       <w:r>
-        <w:rPr/>
         <w:t>“7.</w:t>
       </w:r>
       <w:r>
         <w:rPr>
           <w:spacing w:val="-4"/>
         </w:rPr>
-        <w:t> </w:t>
-      </w:r>
-      <w:r>
-        <w:rPr/>
+        <w:t xml:space="preserve"> </w:t>
+      </w:r>
+      <w:r>
         <w:t>Thời</w:t>
       </w:r>
       <w:r>
         <w:rPr>
           <w:spacing w:val="-4"/>
         </w:rPr>
-        <w:t> </w:t>
-      </w:r>
-      <w:r>
-        <w:rPr/>
+        <w:t xml:space="preserve"> </w:t>
+      </w:r>
+      <w:r>
         <w:t>hạn</w:t>
       </w:r>
       <w:r>
         <w:rPr>
           <w:spacing w:val="-4"/>
         </w:rPr>
-        <w:t> </w:t>
-      </w:r>
-      <w:r>
-        <w:rPr/>
+        <w:t xml:space="preserve"> </w:t>
+      </w:r>
+      <w:r>
         <w:t>hoạt</w:t>
       </w:r>
       <w:r>
         <w:rPr>
           <w:spacing w:val="-1"/>
         </w:rPr>
-        <w:t> </w:t>
-      </w:r>
-      <w:r>
-        <w:rPr/>
+        <w:t xml:space="preserve"> </w:t>
+      </w:r>
+      <w:r>
         <w:t>động</w:t>
       </w:r>
       <w:r>
         <w:rPr>
           <w:spacing w:val="-2"/>
         </w:rPr>
-        <w:t> </w:t>
-      </w:r>
-      <w:r>
-        <w:rPr/>
+        <w:t xml:space="preserve"> </w:t>
+      </w:r>
+      <w:r>
         <w:t>của</w:t>
       </w:r>
       <w:r>
         <w:rPr>
           <w:spacing w:val="-4"/>
         </w:rPr>
-        <w:t> </w:t>
-      </w:r>
-      <w:r>
-        <w:rPr/>
+        <w:t xml:space="preserve"> </w:t>
+      </w:r>
+      <w:r>
         <w:t>dự</w:t>
       </w:r>
       <w:r>
         <w:rPr>
           <w:spacing w:val="-3"/>
         </w:rPr>
-        <w:t> </w:t>
-      </w:r>
-      <w:r>
-        <w:rPr/>
+        <w:t xml:space="preserve"> </w:t>
+      </w:r>
+      <w:r>
         <w:t>án:</w:t>
       </w:r>
       <w:r>
         <w:rPr>
           <w:spacing w:val="-4"/>
         </w:rPr>
-        <w:t> </w:t>
-      </w:r>
-      <w:r>
-        <w:rPr/>
+        <w:t xml:space="preserve"> </w:t>
+      </w:r>
+      <w:r>
         <w:t>35</w:t>
       </w:r>
       <w:r>
         <w:rPr>
           <w:spacing w:val="-2"/>
         </w:rPr>
-        <w:t> </w:t>
-      </w:r>
-      <w:r>
-        <w:rPr/>
+        <w:t xml:space="preserve"> </w:t>
+      </w:r>
+      <w:r>
         <w:t>năm,</w:t>
       </w:r>
       <w:r>
         <w:rPr>
           <w:spacing w:val="-4"/>
         </w:rPr>
-        <w:t> </w:t>
-      </w:r>
-      <w:r>
-        <w:rPr/>
+        <w:t xml:space="preserve"> </w:t>
+      </w:r>
+      <w:r>
         <w:t>kể</w:t>
       </w:r>
       <w:r>
         <w:rPr>
           <w:spacing w:val="-1"/>
         </w:rPr>
-        <w:t> </w:t>
-      </w:r>
-      <w:r>
-        <w:rPr/>
+        <w:t xml:space="preserve"> </w:t>
+      </w:r>
+      <w:r>
         <w:t>từ</w:t>
       </w:r>
       <w:r>
         <w:rPr>
           <w:spacing w:val="-3"/>
         </w:rPr>
-        <w:t> </w:t>
-      </w:r>
-      <w:r>
-        <w:rPr/>
+        <w:t xml:space="preserve"> </w:t>
+      </w:r>
+      <w:r>
         <w:t>ngày</w:t>
       </w:r>
       <w:r>
         <w:rPr>
           <w:spacing w:val="-4"/>
         </w:rPr>
-        <w:t> </w:t>
-      </w:r>
-      <w:r>
-        <w:rPr/>
+        <w:t xml:space="preserve"> </w:t>
+      </w:r>
+      <w:r>
         <w:t>được</w:t>
       </w:r>
       <w:r>
         <w:rPr>
           <w:spacing w:val="-4"/>
         </w:rPr>
-        <w:t> </w:t>
-      </w:r>
-      <w:r>
-        <w:rPr/>
+        <w:t xml:space="preserve"> </w:t>
+      </w:r>
+      <w:r>
         <w:t>cấp</w:t>
       </w:r>
       <w:r>
         <w:rPr>
           <w:spacing w:val="-2"/>
         </w:rPr>
-        <w:t> </w:t>
-      </w:r>
-      <w:r>
-        <w:rPr/>
+        <w:t xml:space="preserve"> </w:t>
+      </w:r>
+      <w:r>
         <w:t>Giấy</w:t>
       </w:r>
       <w:r>
         <w:rPr>
           <w:spacing w:val="-1"/>
         </w:rPr>
-        <w:t> </w:t>
-      </w:r>
-      <w:r>
-        <w:rPr/>
+        <w:t xml:space="preserve"> </w:t>
+      </w:r>
+      <w:r>
         <w:t>chứng</w:t>
       </w:r>
       <w:r>
         <w:rPr>
           <w:spacing w:val="-4"/>
         </w:rPr>
-        <w:t> </w:t>
-      </w:r>
-      <w:r>
-        <w:rPr/>
-        <w:t>nhận</w:t>
-      </w:r>
-      <w:r>
-        <w:rPr/>
-        <w:t> đăng ký đầu tư (Thời gian thuê xưởng đến ngày 17 tháng 8 năm 2026).</w:t>
+        <w:t xml:space="preserve"> </w:t>
+      </w:r>
+      <w:r>
+        <w:t>nhận đăng ký đầu tư (Thời g</w:t>
+      </w:r>
+      <w:r>
+        <w:t>ian thuê xưởng đến ngày 17 tháng 8 năm 202</w:t>
+      </w:r>
+      <w:r>
+        <w:rPr>
+          <w:lang w:val="en-US"/>
+        </w:rPr>
+        <w:t>7</w:t>
+      </w:r>
+      <w:r>
+        <w:t>).</w:t>
       </w:r>
     </w:p>
     <w:p>
       <w:pPr>
         <w:spacing w:before="121"/>
-        <w:ind w:left="23" w:right="0" w:firstLine="0"/>
-        <w:jc w:val="left"/>
+        <w:ind w:left="23"/>
         <w:rPr>
           <w:b/>
           <w:sz w:val="26"/>
@@ -2170,7 +2119,7 @@
           <w:spacing w:val="-6"/>
           <w:sz w:val="26"/>
         </w:rPr>
-        <w:t> </w:t>
+        <w:t xml:space="preserve"> </w:t>
       </w:r>
       <w:r>
         <w:rPr>
@@ -2185,7 +2134,7 @@
           <w:spacing w:val="-5"/>
           <w:sz w:val="26"/>
         </w:rPr>
-        <w:t> </w:t>
+        <w:t xml:space="preserve"> </w:t>
       </w:r>
       <w:r>
         <w:rPr>
@@ -2200,7 +2149,7 @@
           <w:spacing w:val="-5"/>
           <w:sz w:val="26"/>
         </w:rPr>
-        <w:t> </w:t>
+        <w:t xml:space="preserve"> </w:t>
       </w:r>
       <w:r>
         <w:rPr>
@@ -2214,397 +2163,344 @@
     <w:p>
       <w:pPr>
         <w:pStyle w:val="BodyText"/>
-        <w:spacing w:line="360" w:lineRule="auto" w:before="270"/>
+        <w:spacing w:before="270" w:line="360" w:lineRule="auto"/>
         <w:ind w:left="23" w:right="275"/>
       </w:pPr>
       <w:r>
-        <w:rPr/>
-        <w:t>Công Ty TNHH Sunagro Food (Viet Nam) và Công ty Cổ phần Phát triển </w:t>
-      </w:r>
-      <w:r>
-        <w:rPr/>
-        <w:t>Công</w:t>
-      </w:r>
-      <w:r>
-        <w:rPr/>
-        <w:t> nghiệp</w:t>
-      </w:r>
-      <w:r>
-        <w:rPr>
-          <w:spacing w:val="-4"/>
-        </w:rPr>
-        <w:t> </w:t>
-      </w:r>
-      <w:r>
-        <w:rPr/>
+        <w:t>Công Ty TNHH Sunagro Food (Viet Nam) và Công ty Cổ phần Phát triển Công nghiệp</w:t>
+      </w:r>
+      <w:r>
+        <w:rPr>
+          <w:spacing w:val="-4"/>
+        </w:rPr>
+        <w:t xml:space="preserve"> </w:t>
+      </w:r>
+      <w:r>
         <w:t>BW</w:t>
       </w:r>
       <w:r>
         <w:rPr>
           <w:spacing w:val="-1"/>
         </w:rPr>
-        <w:t> </w:t>
-      </w:r>
-      <w:r>
-        <w:rPr/>
+        <w:t xml:space="preserve"> </w:t>
+      </w:r>
+      <w:r>
         <w:t>đã</w:t>
       </w:r>
       <w:r>
         <w:rPr>
           <w:spacing w:val="-4"/>
         </w:rPr>
-        <w:t> </w:t>
-      </w:r>
-      <w:r>
-        <w:rPr/>
+        <w:t xml:space="preserve"> </w:t>
+      </w:r>
+      <w:r>
         <w:t>thỏa</w:t>
       </w:r>
       <w:r>
         <w:rPr>
           <w:spacing w:val="-1"/>
         </w:rPr>
-        <w:t> </w:t>
-      </w:r>
-      <w:r>
-        <w:rPr/>
+        <w:t xml:space="preserve"> </w:t>
+      </w:r>
+      <w:r>
         <w:t>thuận</w:t>
       </w:r>
       <w:r>
         <w:rPr>
           <w:spacing w:val="-4"/>
         </w:rPr>
-        <w:t> </w:t>
-      </w:r>
-      <w:r>
-        <w:rPr/>
+        <w:t xml:space="preserve"> </w:t>
+      </w:r>
+      <w:r>
         <w:t>gia</w:t>
       </w:r>
       <w:r>
         <w:rPr>
           <w:spacing w:val="-4"/>
         </w:rPr>
-        <w:t> </w:t>
-      </w:r>
-      <w:r>
-        <w:rPr/>
+        <w:t xml:space="preserve"> </w:t>
+      </w:r>
+      <w:r>
         <w:t>hạn</w:t>
       </w:r>
       <w:r>
         <w:rPr>
           <w:spacing w:val="-1"/>
         </w:rPr>
-        <w:t> </w:t>
-      </w:r>
-      <w:r>
-        <w:rPr/>
+        <w:t xml:space="preserve"> </w:t>
+      </w:r>
+      <w:r>
         <w:t>Hợp</w:t>
       </w:r>
       <w:r>
         <w:rPr>
           <w:spacing w:val="-4"/>
         </w:rPr>
-        <w:t> </w:t>
-      </w:r>
-      <w:r>
-        <w:rPr/>
+        <w:t xml:space="preserve"> </w:t>
+      </w:r>
+      <w:r>
         <w:t>đồng</w:t>
       </w:r>
       <w:r>
         <w:rPr>
           <w:spacing w:val="-4"/>
         </w:rPr>
-        <w:t> </w:t>
-      </w:r>
-      <w:r>
-        <w:rPr/>
+        <w:t xml:space="preserve"> </w:t>
+      </w:r>
+      <w:r>
         <w:t>thuê</w:t>
       </w:r>
       <w:r>
         <w:rPr>
           <w:spacing w:val="-4"/>
         </w:rPr>
-        <w:t> </w:t>
-      </w:r>
-      <w:r>
-        <w:rPr/>
+        <w:t xml:space="preserve"> </w:t>
+      </w:r>
+      <w:r>
         <w:t>bất</w:t>
       </w:r>
       <w:r>
         <w:rPr>
           <w:spacing w:val="-4"/>
         </w:rPr>
-        <w:t> </w:t>
-      </w:r>
-      <w:r>
-        <w:rPr/>
+        <w:t xml:space="preserve"> </w:t>
+      </w:r>
+      <w:r>
         <w:t>động</w:t>
       </w:r>
       <w:r>
         <w:rPr>
           <w:spacing w:val="-1"/>
         </w:rPr>
-        <w:t> </w:t>
-      </w:r>
-      <w:r>
-        <w:rPr/>
+        <w:t xml:space="preserve"> </w:t>
+      </w:r>
+      <w:r>
         <w:t>sản</w:t>
       </w:r>
       <w:r>
         <w:rPr>
           <w:spacing w:val="-4"/>
         </w:rPr>
-        <w:t> </w:t>
-      </w:r>
-      <w:r>
-        <w:rPr/>
+        <w:t xml:space="preserve"> </w:t>
+      </w:r>
+      <w:r>
         <w:t>đến</w:t>
       </w:r>
       <w:r>
         <w:rPr>
           <w:spacing w:val="-1"/>
         </w:rPr>
-        <w:t> </w:t>
-      </w:r>
-      <w:r>
-        <w:rPr/>
+        <w:t xml:space="preserve"> </w:t>
+      </w:r>
+      <w:r>
         <w:t>ngày</w:t>
       </w:r>
       <w:r>
         <w:rPr>
           <w:spacing w:val="-4"/>
         </w:rPr>
-        <w:t> </w:t>
-      </w:r>
-      <w:r>
-        <w:rPr/>
+        <w:t xml:space="preserve"> </w:t>
+      </w:r>
+      <w:r>
         <w:t>17</w:t>
       </w:r>
       <w:r>
         <w:rPr>
           <w:spacing w:val="-4"/>
         </w:rPr>
-        <w:t> </w:t>
-      </w:r>
-      <w:r>
-        <w:rPr/>
+        <w:t xml:space="preserve"> </w:t>
+      </w:r>
+      <w:r>
         <w:t>tháng</w:t>
       </w:r>
       <w:r>
         <w:rPr>
           <w:spacing w:val="-1"/>
         </w:rPr>
-        <w:t> </w:t>
-      </w:r>
-      <w:r>
-        <w:rPr/>
-        <w:t>8</w:t>
-      </w:r>
-      <w:r>
-        <w:rPr/>
-        <w:t> năm 2026.</w:t>
+        <w:t xml:space="preserve"> </w:t>
+      </w:r>
+      <w:r>
+        <w:t>8 năm 202</w:t>
+      </w:r>
+      <w:r>
+        <w:rPr>
+          <w:lang w:val="en-US"/>
+        </w:rPr>
+        <w:t>7</w:t>
+      </w:r>
+      <w:r>
+        <w:t>.</w:t>
       </w:r>
     </w:p>
     <w:p>
       <w:pPr>
         <w:pStyle w:val="BodyText"/>
-        <w:spacing w:line="360" w:lineRule="auto" w:before="119"/>
+        <w:spacing w:before="119" w:line="360" w:lineRule="auto"/>
         <w:ind w:left="23" w:right="314"/>
       </w:pPr>
       <w:r>
         <w:rPr>
           <w:b/>
         </w:rPr>
-        <w:t>Điều 2: </w:t>
-      </w:r>
-      <w:r>
-        <w:rPr/>
-        <w:t>Giao ông YANG, ZHIPENG tiến hành các thủ tục cần thiết để hoàn tất vi</w:t>
-      </w:r>
-      <w:r>
-        <w:rPr/>
-        <w:t>ệc</w:t>
-      </w:r>
-      <w:r>
-        <w:rPr/>
-        <w:t> điều</w:t>
+        <w:t xml:space="preserve">Điều 2: </w:t>
+      </w:r>
+      <w:r>
+        <w:t>Giao ông YANG, ZHIPENG tiến hành các thủ tục cần thiết để hoàn tất việc điều</w:t>
       </w:r>
       <w:r>
         <w:rPr>
           <w:spacing w:val="-3"/>
         </w:rPr>
-        <w:t> </w:t>
-      </w:r>
-      <w:r>
-        <w:rPr/>
+        <w:t xml:space="preserve"> </w:t>
+      </w:r>
+      <w:r>
         <w:t>chỉnh</w:t>
       </w:r>
       <w:r>
         <w:rPr>
           <w:spacing w:val="-1"/>
         </w:rPr>
-        <w:t> </w:t>
-      </w:r>
-      <w:r>
-        <w:rPr/>
+        <w:t xml:space="preserve"> </w:t>
+      </w:r>
+      <w:r>
         <w:t>dự</w:t>
       </w:r>
       <w:r>
         <w:rPr>
           <w:spacing w:val="-2"/>
         </w:rPr>
-        <w:t> </w:t>
-      </w:r>
-      <w:r>
-        <w:rPr/>
+        <w:t xml:space="preserve"> </w:t>
+      </w:r>
+      <w:r>
         <w:t>án</w:t>
       </w:r>
       <w:r>
         <w:rPr>
           <w:spacing w:val="-2"/>
         </w:rPr>
-        <w:t> </w:t>
-      </w:r>
-      <w:r>
-        <w:rPr/>
+        <w:t xml:space="preserve"> </w:t>
+      </w:r>
+      <w:r>
         <w:t>đầu</w:t>
       </w:r>
       <w:r>
         <w:rPr>
           <w:spacing w:val="-3"/>
         </w:rPr>
-        <w:t> </w:t>
-      </w:r>
-      <w:r>
-        <w:rPr/>
+        <w:t xml:space="preserve"> </w:t>
+      </w:r>
+      <w:r>
         <w:t>tư/Giấy</w:t>
       </w:r>
       <w:r>
         <w:rPr>
           <w:spacing w:val="-3"/>
         </w:rPr>
-        <w:t> </w:t>
-      </w:r>
-      <w:r>
-        <w:rPr/>
+        <w:t xml:space="preserve"> </w:t>
+      </w:r>
+      <w:r>
         <w:t>chứng</w:t>
       </w:r>
       <w:r>
         <w:rPr>
           <w:spacing w:val="-3"/>
         </w:rPr>
-        <w:t> </w:t>
-      </w:r>
-      <w:r>
-        <w:rPr/>
+        <w:t xml:space="preserve"> </w:t>
+      </w:r>
+      <w:r>
         <w:t>nhận</w:t>
       </w:r>
       <w:r>
         <w:rPr>
           <w:spacing w:val="-3"/>
         </w:rPr>
-        <w:t> </w:t>
-      </w:r>
-      <w:r>
-        <w:rPr/>
+        <w:t xml:space="preserve"> </w:t>
+      </w:r>
+      <w:r>
         <w:t>đăng ký</w:t>
       </w:r>
       <w:r>
         <w:rPr>
           <w:spacing w:val="-3"/>
         </w:rPr>
-        <w:t> </w:t>
-      </w:r>
-      <w:r>
-        <w:rPr/>
+        <w:t xml:space="preserve"> </w:t>
+      </w:r>
+      <w:r>
         <w:t>đầu</w:t>
       </w:r>
       <w:r>
         <w:rPr>
           <w:spacing w:val="-3"/>
         </w:rPr>
-        <w:t> </w:t>
-      </w:r>
-      <w:r>
-        <w:rPr/>
+        <w:t xml:space="preserve"> </w:t>
+      </w:r>
+      <w:r>
         <w:t>tư</w:t>
       </w:r>
       <w:r>
         <w:rPr>
           <w:spacing w:val="-2"/>
         </w:rPr>
-        <w:t> </w:t>
-      </w:r>
-      <w:r>
-        <w:rPr/>
+        <w:t xml:space="preserve"> </w:t>
+      </w:r>
+      <w:r>
         <w:t>theo</w:t>
       </w:r>
       <w:r>
         <w:rPr>
           <w:spacing w:val="-1"/>
         </w:rPr>
-        <w:t> </w:t>
-      </w:r>
-      <w:r>
-        <w:rPr/>
+        <w:t xml:space="preserve"> </w:t>
+      </w:r>
+      <w:r>
         <w:t>quy</w:t>
       </w:r>
       <w:r>
         <w:rPr>
           <w:spacing w:val="-3"/>
         </w:rPr>
-        <w:t> </w:t>
-      </w:r>
-      <w:r>
-        <w:rPr/>
+        <w:t xml:space="preserve"> </w:t>
+      </w:r>
+      <w:r>
         <w:t>định</w:t>
       </w:r>
       <w:r>
         <w:rPr>
           <w:spacing w:val="-3"/>
         </w:rPr>
-        <w:t> </w:t>
-      </w:r>
-      <w:r>
-        <w:rPr/>
+        <w:t xml:space="preserve"> </w:t>
+      </w:r>
+      <w:r>
         <w:t>của</w:t>
       </w:r>
       <w:r>
         <w:rPr>
           <w:spacing w:val="-2"/>
         </w:rPr>
-        <w:t> </w:t>
-      </w:r>
-      <w:r>
-        <w:rPr/>
+        <w:t xml:space="preserve"> </w:t>
+      </w:r>
+      <w:r>
         <w:t>pháp</w:t>
       </w:r>
       <w:r>
         <w:rPr>
           <w:spacing w:val="-2"/>
         </w:rPr>
-        <w:t> </w:t>
-      </w:r>
-      <w:r>
-        <w:rPr/>
-        <w:t>lu</w:t>
-      </w:r>
-      <w:r>
-        <w:rPr/>
-        <w:t>ật</w:t>
-      </w:r>
-      <w:r>
-        <w:rPr/>
-        <w:t> Việt Nam.</w:t>
+        <w:t xml:space="preserve"> </w:t>
+      </w:r>
+      <w:r>
+        <w:t>luật Việt Nam.</w:t>
       </w:r>
     </w:p>
     <w:p>
       <w:pPr>
         <w:pStyle w:val="BodyText"/>
-        <w:spacing w:after="0" w:line="360" w:lineRule="auto"/>
+        <w:spacing w:line="360" w:lineRule="auto"/>
         <w:sectPr>
           <w:type w:val="continuous"/>
           <w:pgSz w:w="11910" w:h="16840"/>
-          <w:pgMar w:top="1080" w:bottom="280" w:left="1417" w:right="1275"/>
+          <w:pgMar w:top="1080" w:right="1275" w:bottom="280" w:left="1417" w:header="720" w:footer="720" w:gutter="0"/>
+          <w:cols w:space="720"/>
         </w:sectPr>
       </w:pPr>
     </w:p>
@@ -2618,6 +2514,7 @@
         <w:rPr>
           <w:b/>
         </w:rPr>
+        <w:lastRenderedPageBreak/>
         <w:t>Điều</w:t>
       </w:r>
       <w:r>
@@ -2625,7 +2522,7 @@
           <w:b/>
           <w:spacing w:val="-5"/>
         </w:rPr>
-        <w:t> </w:t>
+        <w:t xml:space="preserve"> </w:t>
       </w:r>
       <w:r>
         <w:rPr>
@@ -2638,97 +2535,88 @@
           <w:b/>
           <w:spacing w:val="-4"/>
         </w:rPr>
-        <w:t> </w:t>
-      </w:r>
-      <w:r>
-        <w:rPr/>
+        <w:t xml:space="preserve"> </w:t>
+      </w:r>
+      <w:r>
         <w:t>Quyết</w:t>
       </w:r>
       <w:r>
         <w:rPr>
           <w:spacing w:val="-4"/>
         </w:rPr>
-        <w:t> </w:t>
-      </w:r>
-      <w:r>
-        <w:rPr/>
+        <w:t xml:space="preserve"> </w:t>
+      </w:r>
+      <w:r>
         <w:t>định</w:t>
       </w:r>
       <w:r>
         <w:rPr>
           <w:spacing w:val="-5"/>
         </w:rPr>
-        <w:t> </w:t>
-      </w:r>
-      <w:r>
-        <w:rPr/>
+        <w:t xml:space="preserve"> </w:t>
+      </w:r>
+      <w:r>
         <w:t>này</w:t>
       </w:r>
       <w:r>
         <w:rPr>
           <w:spacing w:val="-4"/>
         </w:rPr>
-        <w:t> </w:t>
-      </w:r>
-      <w:r>
-        <w:rPr/>
+        <w:t xml:space="preserve"> </w:t>
+      </w:r>
+      <w:r>
         <w:t>có</w:t>
       </w:r>
       <w:r>
         <w:rPr>
           <w:spacing w:val="-5"/>
         </w:rPr>
-        <w:t> </w:t>
-      </w:r>
-      <w:r>
-        <w:rPr/>
+        <w:t xml:space="preserve"> </w:t>
+      </w:r>
+      <w:r>
         <w:t>hiệu</w:t>
       </w:r>
       <w:r>
         <w:rPr>
           <w:spacing w:val="-4"/>
         </w:rPr>
-        <w:t> </w:t>
-      </w:r>
-      <w:r>
-        <w:rPr/>
+        <w:t xml:space="preserve"> </w:t>
+      </w:r>
+      <w:r>
         <w:t>lực</w:t>
       </w:r>
       <w:r>
         <w:rPr>
           <w:spacing w:val="-3"/>
         </w:rPr>
-        <w:t> </w:t>
-      </w:r>
-      <w:r>
-        <w:rPr/>
+        <w:t xml:space="preserve"> </w:t>
+      </w:r>
+      <w:r>
         <w:t>kể</w:t>
       </w:r>
       <w:r>
         <w:rPr>
           <w:spacing w:val="-2"/>
         </w:rPr>
-        <w:t> </w:t>
-      </w:r>
-      <w:r>
-        <w:rPr/>
+        <w:t xml:space="preserve"> </w:t>
+      </w:r>
+      <w:r>
         <w:t>từ</w:t>
       </w:r>
       <w:r>
         <w:rPr>
           <w:spacing w:val="-3"/>
         </w:rPr>
-        <w:t> </w:t>
-      </w:r>
-      <w:r>
-        <w:rPr/>
+        <w:t xml:space="preserve"> </w:t>
+      </w:r>
+      <w:r>
         <w:t>ngày</w:t>
       </w:r>
       <w:r>
         <w:rPr>
           <w:spacing w:val="-4"/>
         </w:rPr>
-        <w:t> </w:t>
+        <w:t xml:space="preserve"> </w:t>
       </w:r>
       <w:r>
         <w:rPr>
@@ -2773,24 +2661,13 @@
     <w:tbl>
       <w:tblPr>
         <w:tblW w:w="0" w:type="auto"/>
-        <w:jc w:val="left"/>
         <w:tblInd w:w="88" w:type="dxa"/>
-        <w:tblBorders>
-          <w:top w:val="none" w:sz="0" w:space="0" w:color="auto"/>
-          <w:left w:val="none" w:sz="0" w:space="0" w:color="auto"/>
-          <w:bottom w:val="none" w:sz="0" w:space="0" w:color="auto"/>
-          <w:right w:val="none" w:sz="0" w:space="0" w:color="auto"/>
-          <w:insideH w:val="none" w:sz="0" w:space="0" w:color="auto"/>
-          <w:insideV w:val="none" w:sz="0" w:space="0" w:color="auto"/>
-        </w:tblBorders>
         <w:tblLayout w:type="fixed"/>
         <w:tblCellMar>
-          <w:top w:w="0" w:type="dxa"/>
           <w:left w:w="0" w:type="dxa"/>
-          <w:bottom w:w="0" w:type="dxa"/>
           <w:right w:w="0" w:type="dxa"/>
         </w:tblCellMar>
-        <w:tblLook w:val="01E0"/>
+        <w:tblLook w:val="01E0" w:firstRow="1" w:lastRow="1" w:firstColumn="1" w:lastColumn="1" w:noHBand="0" w:noVBand="0"/>
       </w:tblPr>
       <w:tblGrid>
         <w:gridCol w:w="3642"/>
@@ -2798,7 +2675,7 @@
       </w:tblGrid>
       <w:tr>
         <w:trPr>
-          <w:trHeight w:val="3131" w:hRule="atLeast"/>
+          <w:trHeight w:val="3131"/>
         </w:trPr>
         <w:tc>
           <w:tcPr>
@@ -2827,7 +2704,7 @@
                 <w:spacing w:val="-6"/>
                 <w:sz w:val="26"/>
               </w:rPr>
-              <w:t> </w:t>
+              <w:t xml:space="preserve"> </w:t>
             </w:r>
             <w:r>
               <w:rPr>
@@ -2843,14 +2720,13 @@
               <w:pStyle w:val="TableParagraph"/>
               <w:numPr>
                 <w:ilvl w:val="0"/>
-                <w:numId w:val="2"/>
+                <w:numId w:val="1"/>
               </w:numPr>
               <w:tabs>
-                <w:tab w:pos="769" w:val="left" w:leader="none"/>
+                <w:tab w:val="left" w:pos="769"/>
               </w:tabs>
-              <w:spacing w:line="240" w:lineRule="auto" w:before="268" w:after="0"/>
-              <w:ind w:left="769" w:right="0" w:hanging="359"/>
-              <w:jc w:val="left"/>
+              <w:spacing w:before="268"/>
+              <w:ind w:hanging="359"/>
               <w:rPr>
                 <w:i/>
                 <w:sz w:val="26"/>
@@ -2869,7 +2745,7 @@
                 <w:spacing w:val="-8"/>
                 <w:sz w:val="26"/>
               </w:rPr>
-              <w:t> </w:t>
+              <w:t xml:space="preserve"> </w:t>
             </w:r>
             <w:r>
               <w:rPr>
@@ -2885,14 +2761,13 @@
               <w:pStyle w:val="TableParagraph"/>
               <w:numPr>
                 <w:ilvl w:val="0"/>
-                <w:numId w:val="2"/>
+                <w:numId w:val="1"/>
               </w:numPr>
               <w:tabs>
-                <w:tab w:pos="769" w:val="left" w:leader="none"/>
+                <w:tab w:val="left" w:pos="769"/>
               </w:tabs>
-              <w:spacing w:line="240" w:lineRule="auto" w:before="129" w:after="0"/>
-              <w:ind w:left="769" w:right="0" w:hanging="359"/>
-              <w:jc w:val="left"/>
+              <w:spacing w:before="129"/>
+              <w:ind w:hanging="359"/>
               <w:rPr>
                 <w:i/>
                 <w:sz w:val="26"/>
@@ -2936,7 +2811,7 @@
                 <w:spacing w:val="-7"/>
                 <w:sz w:val="26"/>
               </w:rPr>
-              <w:t> </w:t>
+              <w:t xml:space="preserve"> </w:t>
             </w:r>
             <w:r>
               <w:rPr>
@@ -2951,7 +2826,7 @@
                 <w:spacing w:val="-4"/>
                 <w:sz w:val="26"/>
               </w:rPr>
-              <w:t> </w:t>
+              <w:t xml:space="preserve"> </w:t>
             </w:r>
             <w:r>
               <w:rPr>
@@ -2986,7 +2861,7 @@
                 <w:spacing w:val="-6"/>
                 <w:sz w:val="26"/>
               </w:rPr>
-              <w:t> </w:t>
+              <w:t xml:space="preserve"> </w:t>
             </w:r>
             <w:r>
               <w:rPr>
@@ -3001,7 +2876,7 @@
                 <w:spacing w:val="-5"/>
                 <w:sz w:val="26"/>
               </w:rPr>
-              <w:t> </w:t>
+              <w:t xml:space="preserve"> </w:t>
             </w:r>
             <w:r>
               <w:rPr>
@@ -3016,7 +2891,7 @@
                 <w:spacing w:val="-5"/>
                 <w:sz w:val="26"/>
               </w:rPr>
-              <w:t> </w:t>
+              <w:t xml:space="preserve"> </w:t>
             </w:r>
             <w:r>
               <w:rPr>
@@ -3031,7 +2906,7 @@
                 <w:spacing w:val="-5"/>
                 <w:sz w:val="26"/>
               </w:rPr>
-              <w:t> </w:t>
+              <w:t xml:space="preserve"> </w:t>
             </w:r>
             <w:r>
               <w:rPr>
@@ -3115,7 +2990,7 @@
                 <w:spacing w:val="-7"/>
                 <w:sz w:val="26"/>
               </w:rPr>
-              <w:t> </w:t>
+              <w:t xml:space="preserve"> </w:t>
             </w:r>
             <w:r>
               <w:rPr>
@@ -3129,20 +3004,23 @@
         </w:tc>
       </w:tr>
     </w:tbl>
+    <w:p/>
     <w:sectPr>
       <w:pgSz w:w="11910" w:h="16840"/>
-      <w:pgMar w:top="900" w:bottom="280" w:left="1417" w:right="1275"/>
+      <w:pgMar w:top="900" w:right="1275" w:bottom="280" w:left="1417" w:header="720" w:footer="720" w:gutter="0"/>
+      <w:cols w:space="720"/>
     </w:sectPr>
   </w:body>
 </w:document>
 </file>
 
 <file path=word/numbering.xml><?xml version="1.0" encoding="utf-8"?>
-<w:numbering xmlns:ve="http://schemas.openxmlformats.org/markup-compatibility/2006" xmlns:o="urn:schemas-microsoft-com:office:office" xmlns:r="http://schemas.openxmlformats.org/officeDocument/2006/relationships" xmlns:m="http://schemas.openxmlformats.org/officeDocument/2006/math" xmlns:v="urn:schemas-microsoft-com:vml" xmlns:wp="http://schemas.openxmlformats.org/drawingml/2006/wordprocessingDrawing" xmlns:w10="urn:schemas-microsoft-com:office:word" xmlns:w="http://schemas.openxmlformats.org/wordprocessingml/2006/main" xmlns:wne="http://schemas.microsoft.com/office/word/2006/wordml">
-  <w:abstractNum w:abstractNumId="1">
+<w:numbering xmlns:wpc="http://schemas.microsoft.com/office/word/2010/wordprocessingCanvas" xmlns:cx="http://schemas.microsoft.com/office/drawing/2014/chartex" xmlns:cx1="http://schemas.microsoft.com/office/drawing/2015/9/8/chartex" xmlns:mc="http://schemas.openxmlformats.org/markup-compatibility/2006" xmlns:o="urn:schemas-microsoft-com:office:office" xmlns:r="http://schemas.openxmlformats.org/officeDocument/2006/relationships" xmlns:m="http://schemas.openxmlformats.org/officeDocument/2006/math" xmlns:v="urn:schemas-microsoft-com:vml" xmlns:wp14="http://schemas.microsoft.com/office/word/2010/wordprocessingDrawing" xmlns:wp="http://schemas.openxmlformats.org/drawingml/2006/wordprocessingDrawing" xmlns:w10="urn:schemas-microsoft-com:office:word" xmlns:w="http://schemas.openxmlformats.org/wordprocessingml/2006/main" xmlns:w14="http://schemas.microsoft.com/office/word/2010/wordml" xmlns:w15="http://schemas.microsoft.com/office/word/2012/wordml" xmlns:w16se="http://schemas.microsoft.com/office/word/2015/wordml/symex" xmlns:wpg="http://schemas.microsoft.com/office/word/2010/wordprocessingGroup" xmlns:wpi="http://schemas.microsoft.com/office/word/2010/wordprocessingInk" xmlns:wne="http://schemas.microsoft.com/office/word/2006/wordml" xmlns:wps="http://schemas.microsoft.com/office/word/2010/wordprocessingShape" mc:Ignorable="w14 w15 w16se wp14">
+  <w:abstractNum w:abstractNumId="0" w15:restartNumberingAfterBreak="0">
+    <w:nsid w:val="10B9322C"/>
     <w:multiLevelType w:val="hybridMultilevel"/>
-    <w:lvl w:ilvl="0">
-      <w:start w:val="0"/>
+    <w:tmpl w:val="F1D8B078"/>
+    <w:lvl w:ilvl="0" w:tplc="9FB68046">
       <w:numFmt w:val="bullet"/>
       <w:lvlText w:val="-"/>
       <w:lvlJc w:val="left"/>
@@ -3150,7 +3028,7 @@
         <w:ind w:left="769" w:hanging="360"/>
       </w:pPr>
       <w:rPr>
-        <w:rFonts w:hint="default" w:ascii="Palatino Linotype" w:hAnsi="Palatino Linotype" w:eastAsia="Palatino Linotype" w:cs="Palatino Linotype"/>
+        <w:rFonts w:ascii="Palatino Linotype" w:eastAsia="Palatino Linotype" w:hAnsi="Palatino Linotype" w:cs="Palatino Linotype" w:hint="default"/>
         <w:b w:val="0"/>
         <w:bCs w:val="0"/>
         <w:i w:val="0"/>
@@ -3162,8 +3040,7 @@
         <w:lang w:val="vi" w:eastAsia="en-US" w:bidi="ar-SA"/>
       </w:rPr>
     </w:lvl>
-    <w:lvl w:ilvl="1">
-      <w:start w:val="0"/>
+    <w:lvl w:ilvl="1" w:tplc="612C38F8">
       <w:numFmt w:val="bullet"/>
       <w:lvlText w:val="•"/>
       <w:lvlJc w:val="left"/>
@@ -3175,8 +3052,7 @@
         <w:lang w:val="vi" w:eastAsia="en-US" w:bidi="ar-SA"/>
       </w:rPr>
     </w:lvl>
-    <w:lvl w:ilvl="2">
-      <w:start w:val="0"/>
+    <w:lvl w:ilvl="2" w:tplc="F6CA511A">
       <w:numFmt w:val="bullet"/>
       <w:lvlText w:val="•"/>
       <w:lvlJc w:val="left"/>
@@ -3188,8 +3064,7 @@
         <w:lang w:val="vi" w:eastAsia="en-US" w:bidi="ar-SA"/>
       </w:rPr>
     </w:lvl>
-    <w:lvl w:ilvl="3">
-      <w:start w:val="0"/>
+    <w:lvl w:ilvl="3" w:tplc="AEB6F868">
       <w:numFmt w:val="bullet"/>
       <w:lvlText w:val="•"/>
       <w:lvlJc w:val="left"/>
@@ -3201,8 +3076,7 @@
         <w:lang w:val="vi" w:eastAsia="en-US" w:bidi="ar-SA"/>
       </w:rPr>
     </w:lvl>
-    <w:lvl w:ilvl="4">
-      <w:start w:val="0"/>
+    <w:lvl w:ilvl="4" w:tplc="5A8AF454">
       <w:numFmt w:val="bullet"/>
       <w:lvlText w:val="•"/>
       <w:lvlJc w:val="left"/>
@@ -3214,8 +3088,7 @@
         <w:lang w:val="vi" w:eastAsia="en-US" w:bidi="ar-SA"/>
       </w:rPr>
     </w:lvl>
-    <w:lvl w:ilvl="5">
-      <w:start w:val="0"/>
+    <w:lvl w:ilvl="5" w:tplc="FCF62AF2">
       <w:numFmt w:val="bullet"/>
       <w:lvlText w:val="•"/>
       <w:lvlJc w:val="left"/>
@@ -3227,8 +3100,7 @@
         <w:lang w:val="vi" w:eastAsia="en-US" w:bidi="ar-SA"/>
       </w:rPr>
     </w:lvl>
-    <w:lvl w:ilvl="6">
-      <w:start w:val="0"/>
+    <w:lvl w:ilvl="6" w:tplc="E7C4EE5A">
       <w:numFmt w:val="bullet"/>
       <w:lvlText w:val="•"/>
       <w:lvlJc w:val="left"/>
@@ -3240,8 +3112,7 @@
         <w:lang w:val="vi" w:eastAsia="en-US" w:bidi="ar-SA"/>
       </w:rPr>
     </w:lvl>
-    <w:lvl w:ilvl="7">
-      <w:start w:val="0"/>
+    <w:lvl w:ilvl="7" w:tplc="7A626098">
       <w:numFmt w:val="bullet"/>
       <w:lvlText w:val="•"/>
       <w:lvlJc w:val="left"/>
@@ -3253,8 +3124,7 @@
         <w:lang w:val="vi" w:eastAsia="en-US" w:bidi="ar-SA"/>
       </w:rPr>
     </w:lvl>
-    <w:lvl w:ilvl="8">
-      <w:start w:val="0"/>
+    <w:lvl w:ilvl="8" w:tplc="33906972">
       <w:numFmt w:val="bullet"/>
       <w:lvlText w:val="•"/>
       <w:lvlJc w:val="left"/>
@@ -3267,10 +3137,11 @@
       </w:rPr>
     </w:lvl>
   </w:abstractNum>
-  <w:abstractNum w:abstractNumId="0">
+  <w:abstractNum w:abstractNumId="1" w15:restartNumberingAfterBreak="0">
+    <w:nsid w:val="5C1E2FAD"/>
     <w:multiLevelType w:val="hybridMultilevel"/>
-    <w:lvl w:ilvl="0">
-      <w:start w:val="0"/>
+    <w:tmpl w:val="807A3FB2"/>
+    <w:lvl w:ilvl="0" w:tplc="10F62EAE">
       <w:numFmt w:val="bullet"/>
       <w:lvlText w:val="-"/>
       <w:lvlJc w:val="left"/>
@@ -3278,7 +3149,7 @@
         <w:ind w:left="743" w:hanging="360"/>
       </w:pPr>
       <w:rPr>
-        <w:rFonts w:hint="default" w:ascii="Palatino Linotype" w:hAnsi="Palatino Linotype" w:eastAsia="Palatino Linotype" w:cs="Palatino Linotype"/>
+        <w:rFonts w:ascii="Palatino Linotype" w:eastAsia="Palatino Linotype" w:hAnsi="Palatino Linotype" w:cs="Palatino Linotype" w:hint="default"/>
         <w:b w:val="0"/>
         <w:bCs w:val="0"/>
         <w:i w:val="0"/>
@@ -3290,8 +3161,7 @@
         <w:lang w:val="vi" w:eastAsia="en-US" w:bidi="ar-SA"/>
       </w:rPr>
     </w:lvl>
-    <w:lvl w:ilvl="1">
-      <w:start w:val="0"/>
+    <w:lvl w:ilvl="1" w:tplc="2CA65A36">
       <w:numFmt w:val="bullet"/>
       <w:lvlText w:val="•"/>
       <w:lvlJc w:val="left"/>
@@ -3303,8 +3173,7 @@
         <w:lang w:val="vi" w:eastAsia="en-US" w:bidi="ar-SA"/>
       </w:rPr>
     </w:lvl>
-    <w:lvl w:ilvl="2">
-      <w:start w:val="0"/>
+    <w:lvl w:ilvl="2" w:tplc="599AFC78">
       <w:numFmt w:val="bullet"/>
       <w:lvlText w:val="•"/>
       <w:lvlJc w:val="left"/>
@@ -3316,8 +3185,7 @@
         <w:lang w:val="vi" w:eastAsia="en-US" w:bidi="ar-SA"/>
       </w:rPr>
     </w:lvl>
-    <w:lvl w:ilvl="3">
-      <w:start w:val="0"/>
+    <w:lvl w:ilvl="3" w:tplc="488EF53E">
       <w:numFmt w:val="bullet"/>
       <w:lvlText w:val="•"/>
       <w:lvlJc w:val="left"/>
@@ -3329,8 +3197,7 @@
         <w:lang w:val="vi" w:eastAsia="en-US" w:bidi="ar-SA"/>
       </w:rPr>
     </w:lvl>
-    <w:lvl w:ilvl="4">
-      <w:start w:val="0"/>
+    <w:lvl w:ilvl="4" w:tplc="FCFAAE1C">
       <w:numFmt w:val="bullet"/>
       <w:lvlText w:val="•"/>
       <w:lvlJc w:val="left"/>
@@ -3342,8 +3209,7 @@
         <w:lang w:val="vi" w:eastAsia="en-US" w:bidi="ar-SA"/>
       </w:rPr>
     </w:lvl>
-    <w:lvl w:ilvl="5">
-      <w:start w:val="0"/>
+    <w:lvl w:ilvl="5" w:tplc="06C6298C">
       <w:numFmt w:val="bullet"/>
       <w:lvlText w:val="•"/>
       <w:lvlJc w:val="left"/>
@@ -3355,8 +3221,7 @@
         <w:lang w:val="vi" w:eastAsia="en-US" w:bidi="ar-SA"/>
       </w:rPr>
     </w:lvl>
-    <w:lvl w:ilvl="6">
-      <w:start w:val="0"/>
+    <w:lvl w:ilvl="6" w:tplc="45F2B5CC">
       <w:numFmt w:val="bullet"/>
       <w:lvlText w:val="•"/>
       <w:lvlJc w:val="left"/>
@@ -3368,8 +3233,7 @@
         <w:lang w:val="vi" w:eastAsia="en-US" w:bidi="ar-SA"/>
       </w:rPr>
     </w:lvl>
-    <w:lvl w:ilvl="7">
-      <w:start w:val="0"/>
+    <w:lvl w:ilvl="7" w:tplc="C96E2996">
       <w:numFmt w:val="bullet"/>
       <w:lvlText w:val="•"/>
       <w:lvlJc w:val="left"/>
@@ -3381,8 +3245,7 @@
         <w:lang w:val="vi" w:eastAsia="en-US" w:bidi="ar-SA"/>
       </w:rPr>
     </w:lvl>
-    <w:lvl w:ilvl="8">
-      <w:start w:val="0"/>
+    <w:lvl w:ilvl="8" w:tplc="B0D44BC4">
       <w:numFmt w:val="bullet"/>
       <w:lvlText w:val="•"/>
       <w:lvlJc w:val="left"/>
@@ -3395,24 +3258,24 @@
       </w:rPr>
     </w:lvl>
   </w:abstractNum>
+  <w:num w:numId="1">
+    <w:abstractNumId w:val="0"/>
+  </w:num>
   <w:num w:numId="2">
     <w:abstractNumId w:val="1"/>
-  </w:num>
-  <w:num w:numId="1">
-    <w:abstractNumId w:val="0"/>
   </w:num>
 </w:numbering>
 </file>
 
 <file path=word/styles.xml><?xml version="1.0" encoding="utf-8"?>
-<w:styles xmlns:r="http://schemas.openxmlformats.org/officeDocument/2006/relationships" xmlns:w="http://schemas.openxmlformats.org/wordprocessingml/2006/main">
+<w:styles xmlns:mc="http://schemas.openxmlformats.org/markup-compatibility/2006" xmlns:r="http://schemas.openxmlformats.org/officeDocument/2006/relationships" xmlns:w="http://schemas.openxmlformats.org/wordprocessingml/2006/main" xmlns:w14="http://schemas.microsoft.com/office/word/2010/wordml" xmlns:w15="http://schemas.microsoft.com/office/word/2012/wordml" xmlns:w16se="http://schemas.microsoft.com/office/word/2015/wordml/symex" mc:Ignorable="w14 w15 w16se">
   <w:docDefaults>
     <w:rPrDefault>
       <w:rPr>
-        <w:rFonts w:cstheme="minorBidi" w:hAnsiTheme="minorHAnsi" w:eastAsiaTheme="minorHAnsi" w:asciiTheme="minorHAnsi"/>
+        <w:rFonts w:asciiTheme="minorHAnsi" w:eastAsiaTheme="minorHAnsi" w:hAnsiTheme="minorHAnsi" w:cstheme="minorBidi"/>
         <w:sz w:val="22"/>
         <w:szCs w:val="22"/>
-        <w:lang w:val="en-US" w:bidi="ar-SA" w:eastAsia="en-US"/>
+        <w:lang w:val="en-US" w:eastAsia="en-US" w:bidi="ar-SA"/>
       </w:rPr>
     </w:rPrDefault>
     <w:pPrDefault>
@@ -3420,64 +3283,429 @@
         <w:widowControl w:val="0"/>
         <w:autoSpaceDE w:val="0"/>
         <w:autoSpaceDN w:val="0"/>
-        <w:spacing w:lineRule="auto" w:line="240" w:before="0" w:after="0"/>
-        <w:ind w:left="0" w:right="0"/>
-        <w:jc w:val="left"/>
       </w:pPr>
     </w:pPrDefault>
   </w:docDefaults>
-  <w:style w:styleId="DefaultParagraphFont" w:default="1" w:type="character">
+  <w:latentStyles w:defLockedState="0" w:defUIPriority="99" w:defSemiHidden="0" w:defUnhideWhenUsed="0" w:defQFormat="0" w:count="371">
+    <w:lsdException w:name="Normal" w:uiPriority="0" w:qFormat="1"/>
+    <w:lsdException w:name="heading 1" w:uiPriority="9" w:qFormat="1"/>
+    <w:lsdException w:name="heading 2" w:semiHidden="1" w:uiPriority="9" w:unhideWhenUsed="1" w:qFormat="1"/>
+    <w:lsdException w:name="heading 3" w:semiHidden="1" w:uiPriority="9" w:unhideWhenUsed="1" w:qFormat="1"/>
+    <w:lsdException w:name="heading 4" w:semiHidden="1" w:uiPriority="9" w:unhideWhenUsed="1" w:qFormat="1"/>
+    <w:lsdException w:name="heading 5" w:semiHidden="1" w:uiPriority="9" w:unhideWhenUsed="1" w:qFormat="1"/>
+    <w:lsdException w:name="heading 6" w:semiHidden="1" w:uiPriority="9" w:unhideWhenUsed="1" w:qFormat="1"/>
+    <w:lsdException w:name="heading 7" w:semiHidden="1" w:uiPriority="9" w:unhideWhenUsed="1" w:qFormat="1"/>
+    <w:lsdException w:name="heading 8" w:semiHidden="1" w:uiPriority="9" w:unhideWhenUsed="1" w:qFormat="1"/>
+    <w:lsdException w:name="heading 9" w:semiHidden="1" w:uiPriority="9" w:unhideWhenUsed="1" w:qFormat="1"/>
+    <w:lsdException w:name="index 1" w:semiHidden="1" w:unhideWhenUsed="1"/>
+    <w:lsdException w:name="index 2" w:semiHidden="1" w:unhideWhenUsed="1"/>
+    <w:lsdException w:name="index 3" w:semiHidden="1" w:unhideWhenUsed="1"/>
+    <w:lsdException w:name="index 4" w:semiHidden="1" w:unhideWhenUsed="1"/>
+    <w:lsdException w:name="index 5" w:semiHidden="1" w:unhideWhenUsed="1"/>
+    <w:lsdException w:name="index 6" w:semiHidden="1" w:unhideWhenUsed="1"/>
+    <w:lsdException w:name="index 7" w:semiHidden="1" w:unhideWhenUsed="1"/>
+    <w:lsdException w:name="index 8" w:semiHidden="1" w:unhideWhenUsed="1"/>
+    <w:lsdException w:name="index 9" w:semiHidden="1" w:unhideWhenUsed="1"/>
+    <w:lsdException w:name="toc 1" w:semiHidden="1" w:uiPriority="39" w:unhideWhenUsed="1"/>
+    <w:lsdException w:name="toc 2" w:semiHidden="1" w:uiPriority="39" w:unhideWhenUsed="1"/>
+    <w:lsdException w:name="toc 3" w:semiHidden="1" w:uiPriority="39" w:unhideWhenUsed="1"/>
+    <w:lsdException w:name="toc 4" w:semiHidden="1" w:uiPriority="39" w:unhideWhenUsed="1"/>
+    <w:lsdException w:name="toc 5" w:semiHidden="1" w:uiPriority="39" w:unhideWhenUsed="1"/>
+    <w:lsdException w:name="toc 6" w:semiHidden="1" w:uiPriority="39" w:unhideWhenUsed="1"/>
+    <w:lsdException w:name="toc 7" w:semiHidden="1" w:uiPriority="39" w:unhideWhenUsed="1"/>
+    <w:lsdException w:name="toc 8" w:semiHidden="1" w:uiPriority="39" w:unhideWhenUsed="1"/>
+    <w:lsdException w:name="toc 9" w:semiHidden="1" w:uiPriority="39" w:unhideWhenUsed="1"/>
+    <w:lsdException w:name="Normal Indent" w:semiHidden="1" w:unhideWhenUsed="1"/>
+    <w:lsdException w:name="footnote text" w:semiHidden="1" w:unhideWhenUsed="1"/>
+    <w:lsdException w:name="annotation text" w:semiHidden="1" w:unhideWhenUsed="1"/>
+    <w:lsdException w:name="header" w:semiHidden="1" w:unhideWhenUsed="1"/>
+    <w:lsdException w:name="footer" w:semiHidden="1" w:unhideWhenUsed="1"/>
+    <w:lsdException w:name="index heading" w:semiHidden="1" w:unhideWhenUsed="1"/>
+    <w:lsdException w:name="caption" w:semiHidden="1" w:uiPriority="35" w:unhideWhenUsed="1" w:qFormat="1"/>
+    <w:lsdException w:name="table of figures" w:semiHidden="1" w:unhideWhenUsed="1"/>
+    <w:lsdException w:name="envelope address" w:semiHidden="1" w:unhideWhenUsed="1"/>
+    <w:lsdException w:name="envelope return" w:semiHidden="1" w:unhideWhenUsed="1"/>
+    <w:lsdException w:name="footnote reference" w:semiHidden="1" w:unhideWhenUsed="1"/>
+    <w:lsdException w:name="annotation reference" w:semiHidden="1" w:unhideWhenUsed="1"/>
+    <w:lsdException w:name="line number" w:semiHidden="1" w:unhideWhenUsed="1"/>
+    <w:lsdException w:name="page number" w:semiHidden="1" w:unhideWhenUsed="1"/>
+    <w:lsdException w:name="endnote reference" w:semiHidden="1" w:unhideWhenUsed="1"/>
+    <w:lsdException w:name="endnote text" w:semiHidden="1" w:unhideWhenUsed="1"/>
+    <w:lsdException w:name="table of authorities" w:semiHidden="1" w:unhideWhenUsed="1"/>
+    <w:lsdException w:name="macro" w:semiHidden="1" w:unhideWhenUsed="1"/>
+    <w:lsdException w:name="toa heading" w:semiHidden="1" w:unhideWhenUsed="1"/>
+    <w:lsdException w:name="List" w:semiHidden="1" w:unhideWhenUsed="1"/>
+    <w:lsdException w:name="List Bullet" w:semiHidden="1" w:unhideWhenUsed="1"/>
+    <w:lsdException w:name="List Number" w:semiHidden="1" w:unhideWhenUsed="1"/>
+    <w:lsdException w:name="List 2" w:semiHidden="1" w:unhideWhenUsed="1"/>
+    <w:lsdException w:name="List 3" w:semiHidden="1" w:unhideWhenUsed="1"/>
+    <w:lsdException w:name="List 4" w:semiHidden="1" w:unhideWhenUsed="1"/>
+    <w:lsdException w:name="List 5" w:semiHidden="1" w:unhideWhenUsed="1"/>
+    <w:lsdException w:name="List Bullet 2" w:semiHidden="1" w:unhideWhenUsed="1"/>
+    <w:lsdException w:name="List Bullet 3" w:semiHidden="1" w:unhideWhenUsed="1"/>
+    <w:lsdException w:name="List Bullet 4" w:semiHidden="1" w:unhideWhenUsed="1"/>
+    <w:lsdException w:name="List Bullet 5" w:semiHidden="1" w:unhideWhenUsed="1"/>
+    <w:lsdException w:name="List Number 2" w:semiHidden="1" w:unhideWhenUsed="1"/>
+    <w:lsdException w:name="List Number 3" w:semiHidden="1" w:unhideWhenUsed="1"/>
+    <w:lsdException w:name="List Number 4" w:semiHidden="1" w:unhideWhenUsed="1"/>
+    <w:lsdException w:name="List Number 5" w:semiHidden="1" w:unhideWhenUsed="1"/>
+    <w:lsdException w:name="Title" w:uiPriority="10" w:qFormat="1"/>
+    <w:lsdException w:name="Closing" w:semiHidden="1" w:unhideWhenUsed="1"/>
+    <w:lsdException w:name="Signature" w:semiHidden="1" w:unhideWhenUsed="1"/>
+    <w:lsdException w:name="Default Paragraph Font" w:semiHidden="1" w:uiPriority="1" w:unhideWhenUsed="1"/>
+    <w:lsdException w:name="Body Text" w:semiHidden="1" w:unhideWhenUsed="1"/>
+    <w:lsdException w:name="Body Text Indent" w:semiHidden="1" w:unhideWhenUsed="1"/>
+    <w:lsdException w:name="List Continue" w:semiHidden="1" w:unhideWhenUsed="1"/>
+    <w:lsdException w:name="List Continue 2" w:semiHidden="1" w:unhideWhenUsed="1"/>
+    <w:lsdException w:name="List Continue 3" w:semiHidden="1" w:unhideWhenUsed="1"/>
+    <w:lsdException w:name="List Continue 4" w:semiHidden="1" w:unhideWhenUsed="1"/>
+    <w:lsdException w:name="List Continue 5" w:semiHidden="1" w:unhideWhenUsed="1"/>
+    <w:lsdException w:name="Message Header" w:semiHidden="1" w:unhideWhenUsed="1"/>
+    <w:lsdException w:name="Subtitle" w:uiPriority="11" w:qFormat="1"/>
+    <w:lsdException w:name="Salutation" w:semiHidden="1" w:unhideWhenUsed="1"/>
+    <w:lsdException w:name="Date" w:semiHidden="1" w:unhideWhenUsed="1"/>
+    <w:lsdException w:name="Body Text First Indent" w:semiHidden="1" w:unhideWhenUsed="1"/>
+    <w:lsdException w:name="Body Text First Indent 2" w:semiHidden="1" w:unhideWhenUsed="1"/>
+    <w:lsdException w:name="Note Heading" w:semiHidden="1" w:unhideWhenUsed="1"/>
+    <w:lsdException w:name="Body Text 2" w:semiHidden="1" w:unhideWhenUsed="1"/>
+    <w:lsdException w:name="Body Text 3" w:semiHidden="1" w:unhideWhenUsed="1"/>
+    <w:lsdException w:name="Body Text Indent 2" w:semiHidden="1" w:unhideWhenUsed="1"/>
+    <w:lsdException w:name="Body Text Indent 3" w:semiHidden="1" w:unhideWhenUsed="1"/>
+    <w:lsdException w:name="Block Text" w:semiHidden="1" w:unhideWhenUsed="1"/>
+    <w:lsdException w:name="Hyperlink" w:semiHidden="1" w:unhideWhenUsed="1"/>
+    <w:lsdException w:name="FollowedHyperlink" w:semiHidden="1" w:unhideWhenUsed="1"/>
+    <w:lsdException w:name="Strong" w:uiPriority="22" w:qFormat="1"/>
+    <w:lsdException w:name="Emphasis" w:uiPriority="20" w:qFormat="1"/>
+    <w:lsdException w:name="Document Map" w:semiHidden="1" w:unhideWhenUsed="1"/>
+    <w:lsdException w:name="Plain Text" w:semiHidden="1" w:unhideWhenUsed="1"/>
+    <w:lsdException w:name="E-mail Signature" w:semiHidden="1" w:unhideWhenUsed="1"/>
+    <w:lsdException w:name="HTML Top of Form" w:semiHidden="1" w:unhideWhenUsed="1"/>
+    <w:lsdException w:name="HTML Bottom of Form" w:semiHidden="1" w:unhideWhenUsed="1"/>
+    <w:lsdException w:name="Normal (Web)" w:semiHidden="1" w:unhideWhenUsed="1"/>
+    <w:lsdException w:name="HTML Acronym" w:semiHidden="1" w:unhideWhenUsed="1"/>
+    <w:lsdException w:name="HTML Address" w:semiHidden="1" w:unhideWhenUsed="1"/>
+    <w:lsdException w:name="HTML Cite" w:semiHidden="1" w:unhideWhenUsed="1"/>
+    <w:lsdException w:name="HTML Code" w:semiHidden="1" w:unhideWhenUsed="1"/>
+    <w:lsdException w:name="HTML Definition" w:semiHidden="1" w:unhideWhenUsed="1"/>
+    <w:lsdException w:name="HTML Keyboard" w:semiHidden="1" w:unhideWhenUsed="1"/>
+    <w:lsdException w:name="HTML Preformatted" w:semiHidden="1" w:unhideWhenUsed="1"/>
+    <w:lsdException w:name="HTML Sample" w:semiHidden="1" w:unhideWhenUsed="1"/>
+    <w:lsdException w:name="HTML Typewriter" w:semiHidden="1" w:unhideWhenUsed="1"/>
+    <w:lsdException w:name="HTML Variable" w:semiHidden="1" w:unhideWhenUsed="1"/>
+    <w:lsdException w:name="Normal Table" w:semiHidden="1" w:unhideWhenUsed="1"/>
+    <w:lsdException w:name="annotation subject" w:semiHidden="1" w:unhideWhenUsed="1"/>
+    <w:lsdException w:name="No List" w:semiHidden="1" w:unhideWhenUsed="1"/>
+    <w:lsdException w:name="Outline List 1" w:semiHidden="1" w:unhideWhenUsed="1"/>
+    <w:lsdException w:name="Outline List 2" w:semiHidden="1" w:unhideWhenUsed="1"/>
+    <w:lsdException w:name="Outline List 3" w:semiHidden="1" w:unhideWhenUsed="1"/>
+    <w:lsdException w:name="Table Simple 1" w:semiHidden="1" w:unhideWhenUsed="1"/>
+    <w:lsdException w:name="Table Simple 2" w:semiHidden="1" w:unhideWhenUsed="1"/>
+    <w:lsdException w:name="Table Simple 3" w:semiHidden="1" w:unhideWhenUsed="1"/>
+    <w:lsdException w:name="Table Classic 1" w:semiHidden="1" w:unhideWhenUsed="1"/>
+    <w:lsdException w:name="Table Classic 2" w:semiHidden="1" w:unhideWhenUsed="1"/>
+    <w:lsdException w:name="Table Classic 3" w:semiHidden="1" w:unhideWhenUsed="1"/>
+    <w:lsdException w:name="Table Classic 4" w:semiHidden="1" w:unhideWhenUsed="1"/>
+    <w:lsdException w:name="Table Colorful 1" w:semiHidden="1" w:unhideWhenUsed="1"/>
+    <w:lsdException w:name="Table Colorful 2" w:semiHidden="1" w:unhideWhenUsed="1"/>
+    <w:lsdException w:name="Table Colorful 3" w:semiHidden="1" w:unhideWhenUsed="1"/>
+    <w:lsdException w:name="Table Columns 1" w:semiHidden="1" w:unhideWhenUsed="1"/>
+    <w:lsdException w:name="Table Columns 2" w:semiHidden="1" w:unhideWhenUsed="1"/>
+    <w:lsdException w:name="Table Columns 3" w:semiHidden="1" w:unhideWhenUsed="1"/>
+    <w:lsdException w:name="Table Columns 4" w:semiHidden="1" w:unhideWhenUsed="1"/>
+    <w:lsdException w:name="Table Columns 5" w:semiHidden="1" w:unhideWhenUsed="1"/>
+    <w:lsdException w:name="Table Grid 1" w:semiHidden="1" w:unhideWhenUsed="1"/>
+    <w:lsdException w:name="Table Grid 2" w:semiHidden="1" w:unhideWhenUsed="1"/>
+    <w:lsdException w:name="Table Grid 3" w:semiHidden="1" w:unhideWhenUsed="1"/>
+    <w:lsdException w:name="Table Grid 4" w:semiHidden="1" w:unhideWhenUsed="1"/>
+    <w:lsdException w:name="Table Grid 5" w:semiHidden="1" w:unhideWhenUsed="1"/>
+    <w:lsdException w:name="Table Grid 6" w:semiHidden="1" w:unhideWhenUsed="1"/>
+    <w:lsdException w:name="Table Grid 7" w:semiHidden="1" w:unhideWhenUsed="1"/>
+    <w:lsdException w:name="Table Grid 8" w:semiHidden="1" w:unhideWhenUsed="1"/>
+    <w:lsdException w:name="Table List 1" w:semiHidden="1" w:unhideWhenUsed="1"/>
+    <w:lsdException w:name="Table List 2" w:semiHidden="1" w:unhideWhenUsed="1"/>
+    <w:lsdException w:name="Table List 3" w:semiHidden="1" w:unhideWhenUsed="1"/>
+    <w:lsdException w:name="Table List 4" w:semiHidden="1" w:unhideWhenUsed="1"/>
+    <w:lsdException w:name="Table List 5" w:semiHidden="1" w:unhideWhenUsed="1"/>
+    <w:lsdException w:name="Table List 6" w:semiHidden="1" w:unhideWhenUsed="1"/>
+    <w:lsdException w:name="Table List 7" w:semiHidden="1" w:unhideWhenUsed="1"/>
+    <w:lsdException w:name="Table List 8" w:semiHidden="1" w:unhideWhenUsed="1"/>
+    <w:lsdException w:name="Table 3D effects 1" w:semiHidden="1" w:unhideWhenUsed="1"/>
+    <w:lsdException w:name="Table 3D effects 2" w:semiHidden="1" w:unhideWhenUsed="1"/>
+    <w:lsdException w:name="Table 3D effects 3" w:semiHidden="1" w:unhideWhenUsed="1"/>
+    <w:lsdException w:name="Table Contemporary" w:semiHidden="1" w:unhideWhenUsed="1"/>
+    <w:lsdException w:name="Table Elegant" w:semiHidden="1" w:unhideWhenUsed="1"/>
+    <w:lsdException w:name="Table Professional" w:semiHidden="1" w:unhideWhenUsed="1"/>
+    <w:lsdException w:name="Table Subtle 1" w:semiHidden="1" w:unhideWhenUsed="1"/>
+    <w:lsdException w:name="Table Subtle 2" w:semiHidden="1" w:unhideWhenUsed="1"/>
+    <w:lsdException w:name="Table Web 1" w:semiHidden="1" w:unhideWhenUsed="1"/>
+    <w:lsdException w:name="Table Web 2" w:semiHidden="1" w:unhideWhenUsed="1"/>
+    <w:lsdException w:name="Table Web 3" w:semiHidden="1" w:unhideWhenUsed="1"/>
+    <w:lsdException w:name="Balloon Text" w:semiHidden="1" w:unhideWhenUsed="1"/>
+    <w:lsdException w:name="Table Grid" w:uiPriority="39"/>
+    <w:lsdException w:name="Table Theme" w:semiHidden="1" w:unhideWhenUsed="1"/>
+    <w:lsdException w:name="Placeholder Text" w:semiHidden="1"/>
+    <w:lsdException w:name="No Spacing" w:uiPriority="1" w:qFormat="1"/>
+    <w:lsdException w:name="Light Shading" w:uiPriority="60"/>
+    <w:lsdException w:name="Light List" w:uiPriority="61"/>
+    <w:lsdException w:name="Light Grid" w:uiPriority="62"/>
+    <w:lsdException w:name="Medium Shading 1" w:uiPriority="63"/>
+    <w:lsdException w:name="Medium Shading 2" w:uiPriority="64"/>
+    <w:lsdException w:name="Medium List 1" w:uiPriority="65"/>
+    <w:lsdException w:name="Medium List 2" w:uiPriority="66"/>
+    <w:lsdException w:name="Medium Grid 1" w:uiPriority="67"/>
+    <w:lsdException w:name="Medium Grid 2" w:uiPriority="68"/>
+    <w:lsdException w:name="Medium Grid 3" w:uiPriority="69"/>
+    <w:lsdException w:name="Dark List" w:uiPriority="70"/>
+    <w:lsdException w:name="Colorful Shading" w:uiPriority="71"/>
+    <w:lsdException w:name="Colorful List" w:uiPriority="72"/>
+    <w:lsdException w:name="Colorful Grid" w:uiPriority="73"/>
+    <w:lsdException w:name="Light Shading Accent 1" w:uiPriority="60"/>
+    <w:lsdException w:name="Light List Accent 1" w:uiPriority="61"/>
+    <w:lsdException w:name="Light Grid Accent 1" w:uiPriority="62"/>
+    <w:lsdException w:name="Medium Shading 1 Accent 1" w:uiPriority="63"/>
+    <w:lsdException w:name="Medium Shading 2 Accent 1" w:uiPriority="64"/>
+    <w:lsdException w:name="Medium List 1 Accent 1" w:uiPriority="65"/>
+    <w:lsdException w:name="Revision" w:semiHidden="1"/>
+    <w:lsdException w:name="List Paragraph" w:uiPriority="34" w:qFormat="1"/>
+    <w:lsdException w:name="Quote" w:uiPriority="29" w:qFormat="1"/>
+    <w:lsdException w:name="Intense Quote" w:uiPriority="30" w:qFormat="1"/>
+    <w:lsdException w:name="Medium List 2 Accent 1" w:uiPriority="66"/>
+    <w:lsdException w:name="Medium Grid 1 Accent 1" w:uiPriority="67"/>
+    <w:lsdException w:name="Medium Grid 2 Accent 1" w:uiPriority="68"/>
+    <w:lsdException w:name="Medium Grid 3 Accent 1" w:uiPriority="69"/>
+    <w:lsdException w:name="Dark List Accent 1" w:uiPriority="70"/>
+    <w:lsdException w:name="Colorful Shading Accent 1" w:uiPriority="71"/>
+    <w:lsdException w:name="Colorful List Accent 1" w:uiPriority="72"/>
+    <w:lsdException w:name="Colorful Grid Accent 1" w:uiPriority="73"/>
+    <w:lsdException w:name="Light Shading Accent 2" w:uiPriority="60"/>
+    <w:lsdException w:name="Light List Accent 2" w:uiPriority="61"/>
+    <w:lsdException w:name="Light Grid Accent 2" w:uiPriority="62"/>
+    <w:lsdException w:name="Medium Shading 1 Accent 2" w:uiPriority="63"/>
+    <w:lsdException w:name="Medium Shading 2 Accent 2" w:uiPriority="64"/>
+    <w:lsdException w:name="Medium List 1 Accent 2" w:uiPriority="65"/>
+    <w:lsdException w:name="Medium List 2 Accent 2" w:uiPriority="66"/>
+    <w:lsdException w:name="Medium Grid 1 Accent 2" w:uiPriority="67"/>
+    <w:lsdException w:name="Medium Grid 2 Accent 2" w:uiPriority="68"/>
+    <w:lsdException w:name="Medium Grid 3 Accent 2" w:uiPriority="69"/>
+    <w:lsdException w:name="Dark List Accent 2" w:uiPriority="70"/>
+    <w:lsdException w:name="Colorful Shading Accent 2" w:uiPriority="71"/>
+    <w:lsdException w:name="Colorful List Accent 2" w:uiPriority="72"/>
+    <w:lsdException w:name="Colorful Grid Accent 2" w:uiPriority="73"/>
+    <w:lsdException w:name="Light Shading Accent 3" w:uiPriority="60"/>
+    <w:lsdException w:name="Light List Accent 3" w:uiPriority="61"/>
+    <w:lsdException w:name="Light Grid Accent 3" w:uiPriority="62"/>
+    <w:lsdException w:name="Medium Shading 1 Accent 3" w:uiPriority="63"/>
+    <w:lsdException w:name="Medium Shading 2 Accent 3" w:uiPriority="64"/>
+    <w:lsdException w:name="Medium List 1 Accent 3" w:uiPriority="65"/>
+    <w:lsdException w:name="Medium List 2 Accent 3" w:uiPriority="66"/>
+    <w:lsdException w:name="Medium Grid 1 Accent 3" w:uiPriority="67"/>
+    <w:lsdException w:name="Medium Grid 2 Accent 3" w:uiPriority="68"/>
+    <w:lsdException w:name="Medium Grid 3 Accent 3" w:uiPriority="69"/>
+    <w:lsdException w:name="Dark List Accent 3" w:uiPriority="70"/>
+    <w:lsdException w:name="Colorful Shading Accent 3" w:uiPriority="71"/>
+    <w:lsdException w:name="Colorful List Accent 3" w:uiPriority="72"/>
+    <w:lsdException w:name="Colorful Grid Accent 3" w:uiPriority="73"/>
+    <w:lsdException w:name="Light Shading Accent 4" w:uiPriority="60"/>
+    <w:lsdException w:name="Light List Accent 4" w:uiPriority="61"/>
+    <w:lsdException w:name="Light Grid Accent 4" w:uiPriority="62"/>
+    <w:lsdException w:name="Medium Shading 1 Accent 4" w:uiPriority="63"/>
+    <w:lsdException w:name="Medium Shading 2 Accent 4" w:uiPriority="64"/>
+    <w:lsdException w:name="Medium List 1 Accent 4" w:uiPriority="65"/>
+    <w:lsdException w:name="Medium List 2 Accent 4" w:uiPriority="66"/>
+    <w:lsdException w:name="Medium Grid 1 Accent 4" w:uiPriority="67"/>
+    <w:lsdException w:name="Medium Grid 2 Accent 4" w:uiPriority="68"/>
+    <w:lsdException w:name="Medium Grid 3 Accent 4" w:uiPriority="69"/>
+    <w:lsdException w:name="Dark List Accent 4" w:uiPriority="70"/>
+    <w:lsdException w:name="Colorful Shading Accent 4" w:uiPriority="71"/>
+    <w:lsdException w:name="Colorful List Accent 4" w:uiPriority="72"/>
+    <w:lsdException w:name="Colorful Grid Accent 4" w:uiPriority="73"/>
+    <w:lsdException w:name="Light Shading Accent 5" w:uiPriority="60"/>
+    <w:lsdException w:name="Light List Accent 5" w:uiPriority="61"/>
+    <w:lsdException w:name="Light Grid Accent 5" w:uiPriority="62"/>
+    <w:lsdException w:name="Medium Shading 1 Accent 5" w:uiPriority="63"/>
+    <w:lsdException w:name="Medium Shading 2 Accent 5" w:uiPriority="64"/>
+    <w:lsdException w:name="Medium List 1 Accent 5" w:uiPriority="65"/>
+    <w:lsdException w:name="Medium List 2 Accent 5" w:uiPriority="66"/>
+    <w:lsdException w:name="Medium Grid 1 Accent 5" w:uiPriority="67"/>
+    <w:lsdException w:name="Medium Grid 2 Accent 5" w:uiPriority="68"/>
+    <w:lsdException w:name="Medium Grid 3 Accent 5" w:uiPriority="69"/>
+    <w:lsdException w:name="Dark List Accent 5" w:uiPriority="70"/>
+    <w:lsdException w:name="Colorful Shading Accent 5" w:uiPriority="71"/>
+    <w:lsdException w:name="Colorful List Accent 5" w:uiPriority="72"/>
+    <w:lsdException w:name="Colorful Grid Accent 5" w:uiPriority="73"/>
+    <w:lsdException w:name="Light Shading Accent 6" w:uiPriority="60"/>
+    <w:lsdException w:name="Light List Accent 6" w:uiPriority="61"/>
+    <w:lsdException w:name="Light Grid Accent 6" w:uiPriority="62"/>
+    <w:lsdException w:name="Medium Shading 1 Accent 6" w:uiPriority="63"/>
+    <w:lsdException w:name="Medium Shading 2 Accent 6" w:uiPriority="64"/>
+    <w:lsdException w:name="Medium List 1 Accent 6" w:uiPriority="65"/>
+    <w:lsdException w:name="Medium List 2 Accent 6" w:uiPriority="66"/>
+    <w:lsdException w:name="Medium Grid 1 Accent 6" w:uiPriority="67"/>
+    <w:lsdException w:name="Medium Grid 2 Accent 6" w:uiPriority="68"/>
+    <w:lsdException w:name="Medium Grid 3 Accent 6" w:uiPriority="69"/>
+    <w:lsdException w:name="Dark List Accent 6" w:uiPriority="70"/>
+    <w:lsdException w:name="Colorful Shading Accent 6" w:uiPriority="71"/>
+    <w:lsdException w:name="Colorful List Accent 6" w:uiPriority="72"/>
+    <w:lsdException w:name="Colorful Grid Accent 6" w:uiPriority="73"/>
+    <w:lsdException w:name="Subtle Emphasis" w:uiPriority="19" w:qFormat="1"/>
+    <w:lsdException w:name="Intense Emphasis" w:uiPriority="21" w:qFormat="1"/>
+    <w:lsdException w:name="Subtle Reference" w:uiPriority="31" w:qFormat="1"/>
+    <w:lsdException w:name="Intense Reference" w:uiPriority="32" w:qFormat="1"/>
+    <w:lsdException w:name="Book Title" w:uiPriority="33" w:qFormat="1"/>
+    <w:lsdException w:name="Bibliography" w:semiHidden="1" w:uiPriority="37" w:unhideWhenUsed="1"/>
+    <w:lsdException w:name="TOC Heading" w:semiHidden="1" w:uiPriority="39" w:unhideWhenUsed="1" w:qFormat="1"/>
+    <w:lsdException w:name="Plain Table 1" w:uiPriority="41"/>
+    <w:lsdException w:name="Plain Table 2" w:uiPriority="42"/>
+    <w:lsdException w:name="Plain Table 3" w:uiPriority="43"/>
+    <w:lsdException w:name="Plain Table 4" w:uiPriority="44"/>
+    <w:lsdException w:name="Plain Table 5" w:uiPriority="45"/>
+    <w:lsdException w:name="Grid Table Light" w:uiPriority="40"/>
+    <w:lsdException w:name="Grid Table 1 Light" w:uiPriority="46"/>
+    <w:lsdException w:name="Grid Table 2" w:uiPriority="47"/>
+    <w:lsdException w:name="Grid Table 3" w:uiPriority="48"/>
+    <w:lsdException w:name="Grid Table 4" w:uiPriority="49"/>
+    <w:lsdException w:name="Grid Table 5 Dark" w:uiPriority="50"/>
+    <w:lsdException w:name="Grid Table 6 Colorful" w:uiPriority="51"/>
+    <w:lsdException w:name="Grid Table 7 Colorful" w:uiPriority="52"/>
+    <w:lsdException w:name="Grid Table 1 Light Accent 1" w:uiPriority="46"/>
+    <w:lsdException w:name="Grid Table 2 Accent 1" w:uiPriority="47"/>
+    <w:lsdException w:name="Grid Table 3 Accent 1" w:uiPriority="48"/>
+    <w:lsdException w:name="Grid Table 4 Accent 1" w:uiPriority="49"/>
+    <w:lsdException w:name="Grid Table 5 Dark Accent 1" w:uiPriority="50"/>
+    <w:lsdException w:name="Grid Table 6 Colorful Accent 1" w:uiPriority="51"/>
+    <w:lsdException w:name="Grid Table 7 Colorful Accent 1" w:uiPriority="52"/>
+    <w:lsdException w:name="Grid Table 1 Light Accent 2" w:uiPriority="46"/>
+    <w:lsdException w:name="Grid Table 2 Accent 2" w:uiPriority="47"/>
+    <w:lsdException w:name="Grid Table 3 Accent 2" w:uiPriority="48"/>
+    <w:lsdException w:name="Grid Table 4 Accent 2" w:uiPriority="49"/>
+    <w:lsdException w:name="Grid Table 5 Dark Accent 2" w:uiPriority="50"/>
+    <w:lsdException w:name="Grid Table 6 Colorful Accent 2" w:uiPriority="51"/>
+    <w:lsdException w:name="Grid Table 7 Colorful Accent 2" w:uiPriority="52"/>
+    <w:lsdException w:name="Grid Table 1 Light Accent 3" w:uiPriority="46"/>
+    <w:lsdException w:name="Grid Table 2 Accent 3" w:uiPriority="47"/>
+    <w:lsdException w:name="Grid Table 3 Accent 3" w:uiPriority="48"/>
+    <w:lsdException w:name="Grid Table 4 Accent 3" w:uiPriority="49"/>
+    <w:lsdException w:name="Grid Table 5 Dark Accent 3" w:uiPriority="50"/>
+    <w:lsdException w:name="Grid Table 6 Colorful Accent 3" w:uiPriority="51"/>
+    <w:lsdException w:name="Grid Table 7 Colorful Accent 3" w:uiPriority="52"/>
+    <w:lsdException w:name="Grid Table 1 Light Accent 4" w:uiPriority="46"/>
+    <w:lsdException w:name="Grid Table 2 Accent 4" w:uiPriority="47"/>
+    <w:lsdException w:name="Grid Table 3 Accent 4" w:uiPriority="48"/>
+    <w:lsdException w:name="Grid Table 4 Accent 4" w:uiPriority="49"/>
+    <w:lsdException w:name="Grid Table 5 Dark Accent 4" w:uiPriority="50"/>
+    <w:lsdException w:name="Grid Table 6 Colorful Accent 4" w:uiPriority="51"/>
+    <w:lsdException w:name="Grid Table 7 Colorful Accent 4" w:uiPriority="52"/>
+    <w:lsdException w:name="Grid Table 1 Light Accent 5" w:uiPriority="46"/>
+    <w:lsdException w:name="Grid Table 2 Accent 5" w:uiPriority="47"/>
+    <w:lsdException w:name="Grid Table 3 Accent 5" w:uiPriority="48"/>
+    <w:lsdException w:name="Grid Table 4 Accent 5" w:uiPriority="49"/>
+    <w:lsdException w:name="Grid Table 5 Dark Accent 5" w:uiPriority="50"/>
+    <w:lsdException w:name="Grid Table 6 Colorful Accent 5" w:uiPriority="51"/>
+    <w:lsdException w:name="Grid Table 7 Colorful Accent 5" w:uiPriority="52"/>
+    <w:lsdException w:name="Grid Table 1 Light Accent 6" w:uiPriority="46"/>
+    <w:lsdException w:name="Grid Table 2 Accent 6" w:uiPriority="47"/>
+    <w:lsdException w:name="Grid Table 3 Accent 6" w:uiPriority="48"/>
+    <w:lsdException w:name="Grid Table 4 Accent 6" w:uiPriority="49"/>
+    <w:lsdException w:name="Grid Table 5 Dark Accent 6" w:uiPriority="50"/>
+    <w:lsdException w:name="Grid Table 6 Colorful Accent 6" w:uiPriority="51"/>
+    <w:lsdException w:name="Grid Table 7 Colorful Accent 6" w:uiPriority="52"/>
+    <w:lsdException w:name="List Table 1 Light" w:uiPriority="46"/>
+    <w:lsdException w:name="List Table 2" w:uiPriority="47"/>
+    <w:lsdException w:name="List Table 3" w:uiPriority="48"/>
+    <w:lsdException w:name="List Table 4" w:uiPriority="49"/>
+    <w:lsdException w:name="List Table 5 Dark" w:uiPriority="50"/>
+    <w:lsdException w:name="List Table 6 Colorful" w:uiPriority="51"/>
+    <w:lsdException w:name="List Table 7 Colorful" w:uiPriority="52"/>
+    <w:lsdException w:name="List Table 1 Light Accent 1" w:uiPriority="46"/>
+    <w:lsdException w:name="List Table 2 Accent 1" w:uiPriority="47"/>
+    <w:lsdException w:name="List Table 3 Accent 1" w:uiPriority="48"/>
+    <w:lsdException w:name="List Table 4 Accent 1" w:uiPriority="49"/>
+    <w:lsdException w:name="List Table 5 Dark Accent 1" w:uiPriority="50"/>
+    <w:lsdException w:name="List Table 6 Colorful Accent 1" w:uiPriority="51"/>
+    <w:lsdException w:name="List Table 7 Colorful Accent 1" w:uiPriority="52"/>
+    <w:lsdException w:name="List Table 1 Light Accent 2" w:uiPriority="46"/>
+    <w:lsdException w:name="List Table 2 Accent 2" w:uiPriority="47"/>
+    <w:lsdException w:name="List Table 3 Accent 2" w:uiPriority="48"/>
+    <w:lsdException w:name="List Table 4 Accent 2" w:uiPriority="49"/>
+    <w:lsdException w:name="List Table 5 Dark Accent 2" w:uiPriority="50"/>
+    <w:lsdException w:name="List Table 6 Colorful Accent 2" w:uiPriority="51"/>
+    <w:lsdException w:name="List Table 7 Colorful Accent 2" w:uiPriority="52"/>
+    <w:lsdException w:name="List Table 1 Light Accent 3" w:uiPriority="46"/>
+    <w:lsdException w:name="List Table 2 Accent 3" w:uiPriority="47"/>
+    <w:lsdException w:name="List Table 3 Accent 3" w:uiPriority="48"/>
+    <w:lsdException w:name="List Table 4 Accent 3" w:uiPriority="49"/>
+    <w:lsdException w:name="List Table 5 Dark Accent 3" w:uiPriority="50"/>
+    <w:lsdException w:name="List Table 6 Colorful Accent 3" w:uiPriority="51"/>
+    <w:lsdException w:name="List Table 7 Colorful Accent 3" w:uiPriority="52"/>
+    <w:lsdException w:name="List Table 1 Light Accent 4" w:uiPriority="46"/>
+    <w:lsdException w:name="List Table 2 Accent 4" w:uiPriority="47"/>
+    <w:lsdException w:name="List Table 3 Accent 4" w:uiPriority="48"/>
+    <w:lsdException w:name="List Table 4 Accent 4" w:uiPriority="49"/>
+    <w:lsdException w:name="List Table 5 Dark Accent 4" w:uiPriority="50"/>
+    <w:lsdException w:name="List Table 6 Colorful Accent 4" w:uiPriority="51"/>
+    <w:lsdException w:name="List Table 7 Colorful Accent 4" w:uiPriority="52"/>
+    <w:lsdException w:name="List Table 1 Light Accent 5" w:uiPriority="46"/>
+    <w:lsdException w:name="List Table 2 Accent 5" w:uiPriority="47"/>
+    <w:lsdException w:name="List Table 3 Accent 5" w:uiPriority="48"/>
+    <w:lsdException w:name="List Table 4 Accent 5" w:uiPriority="49"/>
+    <w:lsdException w:name="List Table 5 Dark Accent 5" w:uiPriority="50"/>
+    <w:lsdException w:name="List Table 6 Colorful Accent 5" w:uiPriority="51"/>
+    <w:lsdException w:name="List Table 7 Colorful Accent 5" w:uiPriority="52"/>
+    <w:lsdException w:name="List Table 1 Light Accent 6" w:uiPriority="46"/>
+    <w:lsdException w:name="List Table 2 Accent 6" w:uiPriority="47"/>
+    <w:lsdException w:name="List Table 3 Accent 6" w:uiPriority="48"/>
+    <w:lsdException w:name="List Table 4 Accent 6" w:uiPriority="49"/>
+    <w:lsdException w:name="List Table 5 Dark Accent 6" w:uiPriority="50"/>
+    <w:lsdException w:name="List Table 6 Colorful Accent 6" w:uiPriority="51"/>
+    <w:lsdException w:name="List Table 7 Colorful Accent 6" w:uiPriority="52"/>
+  </w:latentStyles>
+  <w:style w:type="paragraph" w:default="1" w:styleId="Normal">
+    <w:name w:val="Normal"/>
+    <w:uiPriority w:val="1"/>
+    <w:qFormat/>
+    <w:rPr>
+      <w:rFonts w:ascii="Times New Roman" w:eastAsia="Times New Roman" w:hAnsi="Times New Roman" w:cs="Times New Roman"/>
+      <w:lang w:val="vi"/>
+    </w:rPr>
+  </w:style>
+  <w:style w:type="character" w:default="1" w:styleId="DefaultParagraphFont">
     <w:name w:val="Default Paragraph Font"/>
     <w:uiPriority w:val="1"/>
     <w:semiHidden/>
     <w:unhideWhenUsed/>
   </w:style>
-  <w:style w:styleId="TableNormal" w:default="1" w:type="table">
-    <w:name w:val="Table Normal"/>
-    <w:uiPriority w:val="2"/>
+  <w:style w:type="table" w:default="1" w:styleId="TableNormal">
+    <w:name w:val="Normal Table"/>
+    <w:uiPriority w:val="99"/>
     <w:semiHidden/>
     <w:unhideWhenUsed/>
-    <w:qFormat/>
     <w:tblPr>
       <w:tblInd w:w="0" w:type="dxa"/>
       <w:tblCellMar>
         <w:top w:w="0" w:type="dxa"/>
-        <w:left w:w="0" w:type="dxa"/>
+        <w:left w:w="108" w:type="dxa"/>
         <w:bottom w:w="0" w:type="dxa"/>
-        <w:right w:w="0" w:type="dxa"/>
+        <w:right w:w="108" w:type="dxa"/>
       </w:tblCellMar>
     </w:tblPr>
   </w:style>
-  <w:style w:styleId="NoList" w:default="1" w:type="numbering">
+  <w:style w:type="numbering" w:default="1" w:styleId="NoList">
     <w:name w:val="No List"/>
     <w:uiPriority w:val="99"/>
     <w:semiHidden/>
     <w:unhideWhenUsed/>
   </w:style>
-  <w:style w:default="1" w:styleId="Normal" w:type="paragraph">
-    <w:name w:val="Normal"/>
-    <w:uiPriority w:val="1"/>
-    <w:qFormat/>
-    <w:pPr/>
-    <w:rPr>
-      <w:rFonts w:ascii="Times New Roman" w:hAnsi="Times New Roman" w:eastAsia="Times New Roman" w:cs="Times New Roman"/>
-      <w:lang w:val="vi" w:eastAsia="en-US" w:bidi="ar-SA"/>
-    </w:rPr>
-  </w:style>
-  <w:style w:styleId="BodyText" w:type="paragraph">
+  <w:style w:type="paragraph" w:styleId="BodyText">
     <w:name w:val="Body Text"/>
     <w:basedOn w:val="Normal"/>
     <w:uiPriority w:val="1"/>
     <w:qFormat/>
-    <w:pPr/>
     <w:rPr>
-      <w:rFonts w:ascii="Times New Roman" w:hAnsi="Times New Roman" w:eastAsia="Times New Roman" w:cs="Times New Roman"/>
       <w:sz w:val="26"/>
       <w:szCs w:val="26"/>
-      <w:lang w:val="vi" w:eastAsia="en-US" w:bidi="ar-SA"/>
     </w:rPr>
   </w:style>
-  <w:style w:styleId="ListParagraph" w:type="paragraph">
+  <w:style w:type="paragraph" w:styleId="ListParagraph">
     <w:name w:val="List Paragraph"/>
     <w:basedOn w:val="Normal"/>
     <w:uiPriority w:val="1"/>
@@ -3486,21 +3714,12 @@
       <w:spacing w:before="38"/>
       <w:ind w:left="743" w:hanging="360"/>
     </w:pPr>
-    <w:rPr>
-      <w:rFonts w:ascii="Times New Roman" w:hAnsi="Times New Roman" w:eastAsia="Times New Roman" w:cs="Times New Roman"/>
-      <w:lang w:val="vi" w:eastAsia="en-US" w:bidi="ar-SA"/>
-    </w:rPr>
   </w:style>
-  <w:style w:styleId="TableParagraph" w:type="paragraph">
+  <w:style w:type="paragraph" w:customStyle="1" w:styleId="TableParagraph">
     <w:name w:val="Table Paragraph"/>
     <w:basedOn w:val="Normal"/>
     <w:uiPriority w:val="1"/>
     <w:qFormat/>
-    <w:pPr/>
-    <w:rPr>
-      <w:rFonts w:ascii="Times New Roman" w:hAnsi="Times New Roman" w:eastAsia="Times New Roman" w:cs="Times New Roman"/>
-      <w:lang w:val="vi" w:eastAsia="en-US" w:bidi="ar-SA"/>
-    </w:rPr>
   </w:style>
 </w:styles>
 </file>
